--- a/5.docx
+++ b/5.docx
@@ -20,8 +20,19 @@
           <w:sz w:val="28"/>
           <w:lang w:val="ru-RU"/>
         </w:rPr>
-        <w:t>Министерство науки и высшего образования РФ ФГБОУ ВО</w:t>
-      </w:r>
+        <w:t xml:space="preserve">Министерство науки и высшего образования РФ ФГБОУ </w:t>
+      </w:r>
+      <w:proofErr w:type="gramStart"/>
+      <w:r>
+        <w:rPr>
+          <w:rFonts w:ascii="Times New Roman" w:hAnsi="Times New Roman"/>
+          <w:color w:val="000000"/>
+          <w:sz w:val="28"/>
+          <w:lang w:val="ru-RU"/>
+        </w:rPr>
+        <w:t>ВО</w:t>
+      </w:r>
+      <w:proofErr w:type="gramEnd"/>
     </w:p>
     <w:p>
       <w:pPr>
@@ -53,14 +64,25 @@
           <w:lang w:val="ru-RU"/>
         </w:rPr>
       </w:pPr>
-      <w:r>
-        <w:rPr>
-          <w:rFonts w:ascii="Times New Roman" w:hAnsi="Times New Roman"/>
-          <w:color w:val="000000"/>
-          <w:sz w:val="28"/>
-          <w:lang w:val="ru-RU"/>
-        </w:rPr>
-        <w:t>Доржи Банзарова”</w:t>
+      <w:proofErr w:type="spellStart"/>
+      <w:r>
+        <w:rPr>
+          <w:rFonts w:ascii="Times New Roman" w:hAnsi="Times New Roman"/>
+          <w:color w:val="000000"/>
+          <w:sz w:val="28"/>
+          <w:lang w:val="ru-RU"/>
+        </w:rPr>
+        <w:t>Доржи</w:t>
+      </w:r>
+      <w:proofErr w:type="spellEnd"/>
+      <w:r>
+        <w:rPr>
+          <w:rFonts w:ascii="Times New Roman" w:hAnsi="Times New Roman"/>
+          <w:color w:val="000000"/>
+          <w:sz w:val="28"/>
+          <w:lang w:val="ru-RU"/>
+        </w:rPr>
+        <w:t xml:space="preserve"> Банзарова”</w:t>
       </w:r>
     </w:p>
     <w:p>
@@ -125,17 +147,9 @@
           <w:rFonts w:cs="Calibri"/>
           <w:color w:val="000000"/>
           <w:sz w:val="28"/>
-        </w:rPr>
-      </w:pPr>
-      <w:r>
-        <w:rPr>
-          <w:rFonts w:cs="Calibri"/>
-          <w:color w:val="000000"/>
-          <w:sz w:val="28"/>
-          <w:lang w:val="ru-RU"/>
-        </w:rPr>
-        <w:t xml:space="preserve"> </w:t>
-      </w:r>
+          <w:lang w:val="ru-RU"/>
+        </w:rPr>
+      </w:pPr>
       <w:r>
         <w:rPr>
           <w:rFonts w:cs="Calibri"/>
@@ -155,6 +169,7 @@
           <w:rFonts w:cs="Calibri"/>
           <w:color w:val="000000"/>
           <w:sz w:val="28"/>
+          <w:lang w:val="ru-RU"/>
         </w:rPr>
       </w:pPr>
     </w:p>
@@ -167,6 +182,7 @@
           <w:rFonts w:cs="Calibri"/>
           <w:color w:val="000000"/>
           <w:sz w:val="28"/>
+          <w:lang w:val="ru-RU"/>
         </w:rPr>
       </w:pPr>
     </w:p>
@@ -179,6 +195,7 @@
           <w:rFonts w:cs="Calibri"/>
           <w:color w:val="000000"/>
           <w:sz w:val="28"/>
+          <w:lang w:val="ru-RU"/>
         </w:rPr>
       </w:pPr>
     </w:p>
@@ -188,6 +205,7 @@
           <w:rFonts w:cs="Calibri"/>
           <w:color w:val="000000"/>
           <w:sz w:val="28"/>
+          <w:lang w:val="ru-RU"/>
         </w:rPr>
       </w:pPr>
     </w:p>
@@ -200,15 +218,6 @@
           <w:lang w:val="ru-RU"/>
         </w:rPr>
       </w:pPr>
-      <w:r>
-        <w:rPr>
-          <w:rFonts w:cs="Calibri"/>
-          <w:color w:val="000000"/>
-          <w:sz w:val="28"/>
-          <w:lang w:val="ru-RU"/>
-        </w:rPr>
-        <w:t xml:space="preserve"> </w:t>
-      </w:r>
     </w:p>
     <w:p>
       <w:pPr>
@@ -219,99 +228,386 @@
           <w:lang w:val="ru-RU"/>
         </w:rPr>
       </w:pPr>
-      <w:r>
+    </w:p>
+    <w:p>
+      <w:pPr>
+        <w:jc w:val="center"/>
         <w:rPr>
           <w:rFonts w:ascii="Times New Roman" w:eastAsia="Calibri" w:hAnsi="Times New Roman"/>
           <w:color w:val="000000"/>
           <w:sz w:val="28"/>
           <w:lang w:val="ru-RU"/>
         </w:rPr>
-        <w:t xml:space="preserve"> </w:t>
+      </w:pPr>
+      <w:r>
+        <w:rPr>
+          <w:rFonts w:ascii="Times New Roman" w:eastAsia="Calibri" w:hAnsi="Times New Roman"/>
+          <w:color w:val="000000"/>
+          <w:sz w:val="28"/>
+          <w:lang w:val="ru-RU"/>
+        </w:rPr>
+        <w:t>ЛАБОРАТОРНАЯ РАБОТА</w:t>
+      </w:r>
+      <w:r>
+        <w:rPr>
+          <w:rFonts w:ascii="Times New Roman" w:eastAsia="Calibri" w:hAnsi="Times New Roman"/>
+          <w:color w:val="000000"/>
+          <w:sz w:val="28"/>
+          <w:lang w:val="ru-RU"/>
+        </w:rPr>
+        <w:t xml:space="preserve"> №5</w:t>
       </w:r>
     </w:p>
     <w:p>
       <w:pPr>
         <w:jc w:val="center"/>
         <w:rPr>
-          <w:rFonts w:ascii="Times New Roman" w:eastAsia="Calibri" w:hAnsi="Times New Roman"/>
-          <w:color w:val="000000"/>
-          <w:sz w:val="28"/>
-          <w:lang w:val="ru-RU"/>
-        </w:rPr>
-      </w:pPr>
-      <w:r>
-        <w:rPr>
-          <w:rFonts w:ascii="Times New Roman" w:eastAsia="Calibri" w:hAnsi="Times New Roman"/>
-          <w:color w:val="000000"/>
-          <w:sz w:val="28"/>
-          <w:lang w:val="ru-RU"/>
-        </w:rPr>
-        <w:t>ЛАБОРАТОРНАЯ РАБОТА</w:t>
+          <w:rFonts w:ascii="Times New Roman" w:eastAsia="DengXian" w:hAnsi="Times New Roman"/>
+          <w:color w:val="000000"/>
+          <w:sz w:val="40"/>
+          <w:lang w:val="ru-RU"/>
+        </w:rPr>
+      </w:pPr>
+      <w:r>
+        <w:rPr>
+          <w:rFonts w:ascii="Times New Roman" w:hAnsi="Times New Roman"/>
+          <w:sz w:val="28"/>
+          <w:lang w:val="ru-RU"/>
+        </w:rPr>
+        <w:t xml:space="preserve">«Установка </w:t>
+      </w:r>
+      <w:proofErr w:type="spellStart"/>
+      <w:r>
+        <w:rPr>
+          <w:rFonts w:ascii="Times New Roman" w:hAnsi="Times New Roman"/>
+          <w:sz w:val="28"/>
+        </w:rPr>
+        <w:t>WindowsServer</w:t>
+      </w:r>
+      <w:proofErr w:type="spellEnd"/>
+      <w:r>
+        <w:rPr>
+          <w:rFonts w:ascii="Times New Roman" w:hAnsi="Times New Roman"/>
+          <w:sz w:val="28"/>
+          <w:lang w:val="ru-RU"/>
+        </w:rPr>
+        <w:t xml:space="preserve"> 2003 на </w:t>
+      </w:r>
+      <w:proofErr w:type="spellStart"/>
+      <w:r>
+        <w:rPr>
+          <w:rFonts w:ascii="Times New Roman" w:hAnsi="Times New Roman"/>
+          <w:sz w:val="28"/>
+        </w:rPr>
+        <w:t>VirtualBox</w:t>
+      </w:r>
+      <w:proofErr w:type="spellEnd"/>
+      <w:r>
+        <w:rPr>
+          <w:rFonts w:ascii="Times New Roman" w:hAnsi="Times New Roman"/>
+          <w:sz w:val="28"/>
+          <w:lang w:val="ru-RU"/>
+        </w:rPr>
+        <w:t>»</w:t>
       </w:r>
     </w:p>
     <w:p>
       <w:pPr>
         <w:jc w:val="center"/>
         <w:rPr>
-          <w:rFonts w:ascii="Times New Roman" w:eastAsia="等线" w:hAnsi="Times New Roman"/>
-          <w:color w:val="000000"/>
-          <w:sz w:val="40"/>
-          <w:lang w:val="ru-RU"/>
-        </w:rPr>
-      </w:pPr>
-      <w:r>
-        <w:rPr>
-          <w:rFonts w:ascii="Times New Roman" w:hAnsi="Times New Roman"/>
-          <w:sz w:val="28"/>
-          <w:lang w:val="ru-RU"/>
-        </w:rPr>
-        <w:t xml:space="preserve">«Установка </w:t>
-      </w:r>
-      <w:r>
-        <w:rPr>
-          <w:rFonts w:ascii="Times New Roman" w:hAnsi="Times New Roman"/>
-          <w:sz w:val="28"/>
-        </w:rPr>
-        <w:t>Windows</w:t>
-      </w:r>
-      <w:r>
-        <w:rPr>
-          <w:rFonts w:ascii="Times New Roman" w:hAnsi="Times New Roman"/>
-          <w:sz w:val="28"/>
-          <w:lang w:val="ru-RU"/>
-        </w:rPr>
-        <w:t xml:space="preserve"> </w:t>
-      </w:r>
-      <w:r>
-        <w:rPr>
-          <w:rFonts w:ascii="Times New Roman" w:hAnsi="Times New Roman"/>
-          <w:sz w:val="28"/>
-        </w:rPr>
-        <w:t>Server</w:t>
-      </w:r>
-      <w:r>
-        <w:rPr>
-          <w:rFonts w:ascii="Times New Roman" w:hAnsi="Times New Roman"/>
-          <w:sz w:val="28"/>
-          <w:lang w:val="ru-RU"/>
-        </w:rPr>
-        <w:t xml:space="preserve"> 2003 на </w:t>
-      </w:r>
-      <w:r>
-        <w:rPr>
-          <w:rFonts w:ascii="Times New Roman" w:hAnsi="Times New Roman"/>
-          <w:sz w:val="28"/>
-        </w:rPr>
-        <w:t>VirtualBox</w:t>
-      </w:r>
-      <w:r>
-        <w:rPr>
-          <w:rFonts w:ascii="Times New Roman" w:hAnsi="Times New Roman"/>
-          <w:sz w:val="28"/>
-          <w:lang w:val="ru-RU"/>
-        </w:rPr>
-        <w:t>»</w:t>
-      </w:r>
+          <w:rFonts w:ascii="Times New Roman" w:hAnsi="Times New Roman"/>
+          <w:color w:val="000000"/>
+          <w:sz w:val="28"/>
+          <w:lang w:val="ru-RU"/>
+        </w:rPr>
+      </w:pPr>
+    </w:p>
+    <w:p>
+      <w:pPr>
+        <w:rPr>
+          <w:rFonts w:ascii="Times New Roman" w:hAnsi="Times New Roman"/>
+          <w:color w:val="000000"/>
+          <w:sz w:val="28"/>
+          <w:lang w:val="ru-RU"/>
+        </w:rPr>
+      </w:pPr>
+    </w:p>
+    <w:p>
+      <w:pPr>
+        <w:rPr>
+          <w:rFonts w:ascii="Times New Roman" w:hAnsi="Times New Roman"/>
+          <w:color w:val="000000"/>
+          <w:sz w:val="28"/>
+          <w:lang w:val="ru-RU"/>
+        </w:rPr>
+      </w:pPr>
+    </w:p>
+    <w:p>
+      <w:pPr>
+        <w:rPr>
+          <w:rFonts w:ascii="Times New Roman" w:hAnsi="Times New Roman"/>
+          <w:color w:val="000000"/>
+          <w:sz w:val="28"/>
+          <w:lang w:val="ru-RU"/>
+        </w:rPr>
+      </w:pPr>
+    </w:p>
+    <w:p>
+      <w:pPr>
+        <w:rPr>
+          <w:rFonts w:ascii="Times New Roman" w:hAnsi="Times New Roman"/>
+          <w:color w:val="000000"/>
+          <w:sz w:val="28"/>
+          <w:lang w:val="ru-RU"/>
+        </w:rPr>
+      </w:pPr>
+    </w:p>
+    <w:p>
+      <w:pPr>
+        <w:rPr>
+          <w:rFonts w:ascii="Times New Roman" w:hAnsi="Times New Roman"/>
+          <w:color w:val="000000"/>
+          <w:sz w:val="28"/>
+          <w:lang w:val="ru-RU"/>
+        </w:rPr>
+      </w:pPr>
+    </w:p>
+    <w:p>
+      <w:pPr>
+        <w:rPr>
+          <w:rFonts w:ascii="Times New Roman" w:hAnsi="Times New Roman"/>
+          <w:color w:val="000000"/>
+          <w:sz w:val="28"/>
+          <w:lang w:val="ru-RU"/>
+        </w:rPr>
+      </w:pPr>
+    </w:p>
+    <w:p>
+      <w:pPr>
+        <w:rPr>
+          <w:rFonts w:ascii="Times New Roman" w:hAnsi="Times New Roman"/>
+          <w:color w:val="000000"/>
+          <w:sz w:val="28"/>
+          <w:lang w:val="ru-RU"/>
+        </w:rPr>
+      </w:pPr>
+    </w:p>
+    <w:p>
+      <w:pPr>
+        <w:rPr>
+          <w:rFonts w:ascii="Times New Roman" w:hAnsi="Times New Roman"/>
+          <w:color w:val="000000"/>
+          <w:sz w:val="28"/>
+          <w:lang w:val="ru-RU"/>
+        </w:rPr>
+      </w:pPr>
+    </w:p>
+    <w:p>
+      <w:pPr>
+        <w:jc w:val="right"/>
+        <w:rPr>
+          <w:rFonts w:ascii="Times New Roman" w:hAnsi="Times New Roman"/>
+          <w:color w:val="000000"/>
+          <w:sz w:val="28"/>
+          <w:lang w:val="ru-RU"/>
+        </w:rPr>
+      </w:pPr>
+    </w:p>
+    <w:p>
+      <w:pPr>
+        <w:jc w:val="right"/>
+        <w:rPr>
+          <w:rFonts w:ascii="Times New Roman" w:hAnsi="Times New Roman"/>
+          <w:color w:val="000000"/>
+          <w:sz w:val="28"/>
+          <w:lang w:val="ru-RU"/>
+        </w:rPr>
+      </w:pPr>
+    </w:p>
+    <w:p>
+      <w:pPr>
+        <w:jc w:val="right"/>
+        <w:rPr>
+          <w:rFonts w:ascii="Times New Roman" w:hAnsi="Times New Roman"/>
+          <w:color w:val="000000"/>
+          <w:sz w:val="28"/>
+          <w:lang w:val="ru-RU"/>
+        </w:rPr>
+      </w:pPr>
+      <w:r>
+        <w:rPr>
+          <w:rFonts w:ascii="Times New Roman" w:hAnsi="Times New Roman"/>
+          <w:color w:val="000000"/>
+          <w:sz w:val="28"/>
+          <w:lang w:val="ru-RU"/>
+        </w:rPr>
+        <w:t>Выполнил студент: гр.09829</w:t>
+      </w:r>
+    </w:p>
+    <w:p>
+      <w:pPr>
+        <w:jc w:val="right"/>
+        <w:rPr>
+          <w:rFonts w:ascii="Times New Roman" w:hAnsi="Times New Roman"/>
+          <w:color w:val="000000"/>
+          <w:sz w:val="28"/>
+          <w:lang w:val="ru-RU"/>
+        </w:rPr>
+      </w:pPr>
+      <w:proofErr w:type="spellStart"/>
+      <w:r>
+        <w:rPr>
+          <w:rFonts w:ascii="Times New Roman" w:hAnsi="Times New Roman"/>
+          <w:color w:val="000000"/>
+          <w:sz w:val="28"/>
+          <w:lang w:val="ru-RU"/>
+        </w:rPr>
+        <w:t>Ошорова</w:t>
+      </w:r>
+      <w:proofErr w:type="spellEnd"/>
+      <w:r>
+        <w:rPr>
+          <w:rFonts w:ascii="Times New Roman" w:hAnsi="Times New Roman"/>
+          <w:color w:val="000000"/>
+          <w:sz w:val="28"/>
+          <w:lang w:val="ru-RU"/>
+        </w:rPr>
+        <w:t xml:space="preserve"> А.С</w:t>
+      </w:r>
+    </w:p>
+    <w:p>
+      <w:pPr>
+        <w:jc w:val="right"/>
+        <w:rPr>
+          <w:rFonts w:ascii="Times New Roman" w:hAnsi="Times New Roman"/>
+          <w:color w:val="000000"/>
+          <w:sz w:val="28"/>
+          <w:lang w:val="ru-RU"/>
+        </w:rPr>
+      </w:pPr>
+      <w:r>
+        <w:rPr>
+          <w:rFonts w:ascii="Times New Roman" w:hAnsi="Times New Roman"/>
+          <w:color w:val="000000"/>
+          <w:sz w:val="28"/>
+          <w:lang w:val="ru-RU"/>
+        </w:rPr>
+        <w:t>Проверил: преподаватель</w:t>
+      </w:r>
+    </w:p>
+    <w:p>
+      <w:pPr>
+        <w:jc w:val="right"/>
+        <w:rPr>
+          <w:rFonts w:ascii="Times New Roman" w:hAnsi="Times New Roman"/>
+          <w:color w:val="000000"/>
+          <w:sz w:val="28"/>
+          <w:lang w:val="ru-RU"/>
+        </w:rPr>
+      </w:pPr>
+      <w:proofErr w:type="spellStart"/>
+      <w:r>
+        <w:rPr>
+          <w:rFonts w:ascii="Times New Roman" w:hAnsi="Times New Roman"/>
+          <w:color w:val="000000"/>
+          <w:sz w:val="28"/>
+          <w:lang w:val="ru-RU"/>
+        </w:rPr>
+        <w:t>Шапеев</w:t>
+      </w:r>
+      <w:proofErr w:type="spellEnd"/>
+      <w:r>
+        <w:rPr>
+          <w:rFonts w:ascii="Times New Roman" w:hAnsi="Times New Roman"/>
+          <w:color w:val="000000"/>
+          <w:sz w:val="28"/>
+          <w:lang w:val="ru-RU"/>
+        </w:rPr>
+        <w:t xml:space="preserve"> Д.</w:t>
+      </w:r>
+      <w:proofErr w:type="gramStart"/>
+      <w:r>
+        <w:rPr>
+          <w:rFonts w:ascii="Times New Roman" w:hAnsi="Times New Roman"/>
+          <w:color w:val="000000"/>
+          <w:sz w:val="28"/>
+          <w:lang w:val="ru-RU"/>
+        </w:rPr>
+        <w:t>Ю</w:t>
+      </w:r>
+      <w:proofErr w:type="gramEnd"/>
+    </w:p>
+    <w:p>
+      <w:pPr>
+        <w:jc w:val="right"/>
+        <w:rPr>
+          <w:rFonts w:ascii="Times New Roman" w:hAnsi="Times New Roman"/>
+          <w:color w:val="000000"/>
+          <w:sz w:val="28"/>
+          <w:lang w:val="ru-RU"/>
+        </w:rPr>
+      </w:pPr>
+    </w:p>
+    <w:p>
+      <w:pPr>
+        <w:jc w:val="right"/>
+        <w:rPr>
+          <w:rFonts w:ascii="Times New Roman" w:hAnsi="Times New Roman"/>
+          <w:color w:val="000000"/>
+          <w:sz w:val="28"/>
+          <w:lang w:val="ru-RU"/>
+        </w:rPr>
+      </w:pPr>
+    </w:p>
+    <w:p>
+      <w:pPr>
+        <w:rPr>
+          <w:rFonts w:ascii="Times New Roman" w:hAnsi="Times New Roman"/>
+          <w:color w:val="000000"/>
+          <w:sz w:val="28"/>
+          <w:lang w:val="ru-RU"/>
+        </w:rPr>
+      </w:pPr>
+    </w:p>
+    <w:p>
+      <w:pPr>
+        <w:rPr>
+          <w:rFonts w:ascii="Times New Roman" w:hAnsi="Times New Roman"/>
+          <w:color w:val="000000"/>
+          <w:sz w:val="28"/>
+          <w:lang w:val="ru-RU"/>
+        </w:rPr>
+      </w:pPr>
+    </w:p>
+    <w:p>
+      <w:pPr>
+        <w:rPr>
+          <w:rFonts w:ascii="Times New Roman" w:hAnsi="Times New Roman"/>
+          <w:color w:val="000000"/>
+          <w:sz w:val="28"/>
+          <w:lang w:val="ru-RU"/>
+        </w:rPr>
+      </w:pPr>
+    </w:p>
+    <w:p>
+      <w:pPr>
+        <w:rPr>
+          <w:rFonts w:ascii="Times New Roman" w:hAnsi="Times New Roman"/>
+          <w:color w:val="000000"/>
+          <w:sz w:val="28"/>
+          <w:lang w:val="ru-RU"/>
+        </w:rPr>
+      </w:pPr>
+    </w:p>
+    <w:p>
+      <w:pPr>
+        <w:rPr>
+          <w:rFonts w:ascii="Times New Roman" w:hAnsi="Times New Roman"/>
+          <w:color w:val="000000"/>
+          <w:sz w:val="28"/>
+          <w:lang w:val="ru-RU"/>
+        </w:rPr>
+      </w:pPr>
     </w:p>
     <w:p>
       <w:pPr>
@@ -326,300 +622,6 @@
     </w:p>
     <w:p>
       <w:pPr>
-        <w:rPr>
-          <w:rFonts w:ascii="Times New Roman" w:hAnsi="Times New Roman"/>
-          <w:color w:val="000000"/>
-          <w:sz w:val="28"/>
-          <w:lang w:val="ru-RU"/>
-        </w:rPr>
-      </w:pPr>
-      <w:r>
-        <w:rPr>
-          <w:rFonts w:ascii="Times New Roman" w:hAnsi="Times New Roman"/>
-          <w:color w:val="000000"/>
-          <w:sz w:val="28"/>
-          <w:lang w:val="ru-RU"/>
-        </w:rPr>
-        <w:t xml:space="preserve"> </w:t>
-      </w:r>
-    </w:p>
-    <w:p>
-      <w:pPr>
-        <w:rPr>
-          <w:rFonts w:ascii="Times New Roman" w:hAnsi="Times New Roman"/>
-          <w:color w:val="000000"/>
-          <w:sz w:val="28"/>
-          <w:lang w:val="ru-RU"/>
-        </w:rPr>
-      </w:pPr>
-      <w:r>
-        <w:rPr>
-          <w:rFonts w:ascii="Times New Roman" w:hAnsi="Times New Roman"/>
-          <w:color w:val="000000"/>
-          <w:sz w:val="28"/>
-          <w:lang w:val="ru-RU"/>
-        </w:rPr>
-        <w:t xml:space="preserve"> </w:t>
-      </w:r>
-    </w:p>
-    <w:p>
-      <w:pPr>
-        <w:rPr>
-          <w:rFonts w:ascii="Times New Roman" w:hAnsi="Times New Roman"/>
-          <w:color w:val="000000"/>
-          <w:sz w:val="28"/>
-          <w:lang w:val="ru-RU"/>
-        </w:rPr>
-      </w:pPr>
-    </w:p>
-    <w:p>
-      <w:pPr>
-        <w:rPr>
-          <w:rFonts w:ascii="Times New Roman" w:hAnsi="Times New Roman"/>
-          <w:color w:val="000000"/>
-          <w:sz w:val="28"/>
-          <w:lang w:val="ru-RU"/>
-        </w:rPr>
-      </w:pPr>
-    </w:p>
-    <w:p>
-      <w:pPr>
-        <w:rPr>
-          <w:rFonts w:ascii="Times New Roman" w:hAnsi="Times New Roman"/>
-          <w:color w:val="000000"/>
-          <w:sz w:val="28"/>
-          <w:lang w:val="ru-RU"/>
-        </w:rPr>
-      </w:pPr>
-    </w:p>
-    <w:p>
-      <w:pPr>
-        <w:rPr>
-          <w:rFonts w:ascii="Times New Roman" w:hAnsi="Times New Roman"/>
-          <w:color w:val="000000"/>
-          <w:sz w:val="28"/>
-          <w:lang w:val="ru-RU"/>
-        </w:rPr>
-      </w:pPr>
-    </w:p>
-    <w:p>
-      <w:pPr>
-        <w:rPr>
-          <w:rFonts w:ascii="Times New Roman" w:hAnsi="Times New Roman"/>
-          <w:color w:val="000000"/>
-          <w:sz w:val="28"/>
-          <w:lang w:val="ru-RU"/>
-        </w:rPr>
-      </w:pPr>
-    </w:p>
-    <w:p>
-      <w:pPr>
-        <w:rPr>
-          <w:rFonts w:ascii="Times New Roman" w:hAnsi="Times New Roman"/>
-          <w:color w:val="000000"/>
-          <w:sz w:val="28"/>
-          <w:lang w:val="ru-RU"/>
-        </w:rPr>
-      </w:pPr>
-    </w:p>
-    <w:p>
-      <w:pPr>
-        <w:jc w:val="right"/>
-        <w:rPr>
-          <w:rFonts w:ascii="Times New Roman" w:hAnsi="Times New Roman"/>
-          <w:color w:val="000000"/>
-          <w:sz w:val="28"/>
-          <w:lang w:val="ru-RU"/>
-        </w:rPr>
-      </w:pPr>
-      <w:r>
-        <w:rPr>
-          <w:rFonts w:ascii="Times New Roman" w:hAnsi="Times New Roman"/>
-          <w:color w:val="000000"/>
-          <w:sz w:val="28"/>
-          <w:lang w:val="ru-RU"/>
-        </w:rPr>
-        <w:t xml:space="preserve"> </w:t>
-      </w:r>
-    </w:p>
-    <w:p>
-      <w:pPr>
-        <w:jc w:val="right"/>
-        <w:rPr>
-          <w:rFonts w:ascii="Times New Roman" w:hAnsi="Times New Roman"/>
-          <w:color w:val="000000"/>
-          <w:sz w:val="28"/>
-          <w:lang w:val="ru-RU"/>
-        </w:rPr>
-      </w:pPr>
-      <w:r>
-        <w:rPr>
-          <w:rFonts w:ascii="Times New Roman" w:hAnsi="Times New Roman"/>
-          <w:color w:val="000000"/>
-          <w:sz w:val="28"/>
-          <w:lang w:val="ru-RU"/>
-        </w:rPr>
-        <w:t xml:space="preserve"> </w:t>
-      </w:r>
-    </w:p>
-    <w:p>
-      <w:pPr>
-        <w:jc w:val="right"/>
-        <w:rPr>
-          <w:rFonts w:ascii="Times New Roman" w:hAnsi="Times New Roman"/>
-          <w:color w:val="000000"/>
-          <w:sz w:val="28"/>
-          <w:lang w:val="ru-RU"/>
-        </w:rPr>
-      </w:pPr>
-      <w:r>
-        <w:rPr>
-          <w:rFonts w:ascii="Times New Roman" w:hAnsi="Times New Roman"/>
-          <w:color w:val="000000"/>
-          <w:sz w:val="28"/>
-          <w:lang w:val="ru-RU"/>
-        </w:rPr>
-        <w:t>Выполнил студент: гр.09829</w:t>
-      </w:r>
-    </w:p>
-    <w:p>
-      <w:pPr>
-        <w:jc w:val="right"/>
-        <w:rPr>
-          <w:rFonts w:ascii="Times New Roman" w:hAnsi="Times New Roman"/>
-          <w:color w:val="000000"/>
-          <w:sz w:val="28"/>
-          <w:lang w:val="ru-RU"/>
-        </w:rPr>
-      </w:pPr>
-      <w:r>
-        <w:rPr>
-          <w:rFonts w:ascii="Times New Roman" w:hAnsi="Times New Roman"/>
-          <w:color w:val="000000"/>
-          <w:sz w:val="28"/>
-          <w:lang w:val="ru-RU"/>
-        </w:rPr>
-        <w:t>Ошорова А.С</w:t>
-      </w:r>
-    </w:p>
-    <w:p>
-      <w:pPr>
-        <w:jc w:val="right"/>
-        <w:rPr>
-          <w:rFonts w:ascii="Times New Roman" w:hAnsi="Times New Roman"/>
-          <w:color w:val="000000"/>
-          <w:sz w:val="28"/>
-          <w:lang w:val="ru-RU"/>
-        </w:rPr>
-      </w:pPr>
-      <w:r>
-        <w:rPr>
-          <w:rFonts w:ascii="Times New Roman" w:hAnsi="Times New Roman"/>
-          <w:color w:val="000000"/>
-          <w:sz w:val="28"/>
-          <w:lang w:val="ru-RU"/>
-        </w:rPr>
-        <w:t>Проверил: преподаватель</w:t>
-      </w:r>
-    </w:p>
-    <w:p>
-      <w:pPr>
-        <w:jc w:val="right"/>
-        <w:rPr>
-          <w:rFonts w:ascii="Times New Roman" w:hAnsi="Times New Roman"/>
-          <w:color w:val="000000"/>
-          <w:sz w:val="28"/>
-          <w:lang w:val="ru-RU"/>
-        </w:rPr>
-      </w:pPr>
-      <w:r>
-        <w:rPr>
-          <w:rFonts w:ascii="Times New Roman" w:hAnsi="Times New Roman"/>
-          <w:color w:val="000000"/>
-          <w:sz w:val="28"/>
-          <w:lang w:val="ru-RU"/>
-        </w:rPr>
-        <w:t>Шапеев Д.Ю</w:t>
-      </w:r>
-    </w:p>
-    <w:p>
-      <w:pPr>
-        <w:jc w:val="right"/>
-        <w:rPr>
-          <w:rFonts w:ascii="Times New Roman" w:hAnsi="Times New Roman"/>
-          <w:color w:val="000000"/>
-          <w:sz w:val="28"/>
-        </w:rPr>
-      </w:pPr>
-      <w:r>
-        <w:rPr>
-          <w:rFonts w:ascii="Times New Roman" w:hAnsi="Times New Roman"/>
-          <w:color w:val="000000"/>
-          <w:sz w:val="28"/>
-          <w:lang w:val="ru-RU"/>
-        </w:rPr>
-        <w:t xml:space="preserve"> </w:t>
-      </w:r>
-    </w:p>
-    <w:p>
-      <w:pPr>
-        <w:jc w:val="right"/>
-        <w:rPr>
-          <w:rFonts w:ascii="Times New Roman" w:hAnsi="Times New Roman"/>
-          <w:color w:val="000000"/>
-          <w:sz w:val="28"/>
-        </w:rPr>
-      </w:pPr>
-    </w:p>
-    <w:p>
-      <w:pPr>
-        <w:rPr>
-          <w:rFonts w:ascii="Times New Roman" w:hAnsi="Times New Roman"/>
-          <w:color w:val="000000"/>
-          <w:sz w:val="28"/>
-        </w:rPr>
-      </w:pPr>
-    </w:p>
-    <w:p>
-      <w:pPr>
-        <w:rPr>
-          <w:rFonts w:ascii="Times New Roman" w:hAnsi="Times New Roman"/>
-          <w:color w:val="000000"/>
-          <w:sz w:val="28"/>
-        </w:rPr>
-      </w:pPr>
-    </w:p>
-    <w:p>
-      <w:pPr>
-        <w:rPr>
-          <w:rFonts w:ascii="Times New Roman" w:hAnsi="Times New Roman"/>
-          <w:color w:val="000000"/>
-          <w:sz w:val="28"/>
-        </w:rPr>
-      </w:pPr>
-    </w:p>
-    <w:p>
-      <w:pPr>
-        <w:rPr>
-          <w:rFonts w:ascii="Times New Roman" w:hAnsi="Times New Roman"/>
-          <w:color w:val="000000"/>
-          <w:sz w:val="28"/>
-          <w:lang w:val="ru-RU"/>
-        </w:rPr>
-      </w:pPr>
-    </w:p>
-    <w:p>
-      <w:pPr>
-        <w:rPr>
-          <w:rFonts w:ascii="Times New Roman" w:hAnsi="Times New Roman"/>
-          <w:color w:val="000000"/>
-          <w:sz w:val="28"/>
-          <w:lang w:val="ru-RU"/>
-        </w:rPr>
-      </w:pPr>
-    </w:p>
-    <w:p>
-      <w:pPr>
         <w:jc w:val="center"/>
         <w:rPr>
           <w:rFonts w:ascii="Times New Roman" w:hAnsi="Times New Roman"/>
@@ -628,6 +630,15 @@
           <w:lang w:val="ru-RU"/>
         </w:rPr>
       </w:pPr>
+      <w:r>
+        <w:rPr>
+          <w:rFonts w:ascii="Times New Roman" w:hAnsi="Times New Roman"/>
+          <w:color w:val="000000"/>
+          <w:sz w:val="28"/>
+          <w:lang w:val="ru-RU"/>
+        </w:rPr>
+        <w:t>Улан-Удэ</w:t>
+      </w:r>
     </w:p>
     <w:p>
       <w:pPr>
@@ -646,31 +657,13 @@
           <w:sz w:val="28"/>
           <w:lang w:val="ru-RU"/>
         </w:rPr>
-        <w:t>Улан-Удэ</w:t>
+        <w:t>2025г.</w:t>
       </w:r>
     </w:p>
     <w:p>
       <w:pPr>
         <w:jc w:val="center"/>
         <w:rPr>
-          <w:rFonts w:ascii="Times New Roman" w:hAnsi="Times New Roman"/>
-          <w:color w:val="000000"/>
-          <w:sz w:val="28"/>
-        </w:rPr>
-      </w:pPr>
-      <w:r>
-        <w:rPr>
-          <w:rFonts w:ascii="Times New Roman" w:hAnsi="Times New Roman"/>
-          <w:color w:val="000000"/>
-          <w:sz w:val="28"/>
-        </w:rPr>
-        <w:t>2025г.</w:t>
-      </w:r>
-    </w:p>
-    <w:p>
-      <w:pPr>
-        <w:jc w:val="center"/>
-        <w:rPr>
           <w:lang w:val="ru-RU"/>
         </w:rPr>
       </w:pPr>
@@ -691,23 +684,7 @@
           <w:lang w:val="ru-RU"/>
         </w:rPr>
         <w:lastRenderedPageBreak/>
-        <w:t>Цель работы:</w:t>
-      </w:r>
-      <w:r>
-        <w:rPr>
-          <w:rFonts w:ascii="Times New Roman" w:hAnsi="Times New Roman"/>
-          <w:sz w:val="28"/>
-          <w:lang w:val="ru-RU"/>
-        </w:rPr>
-        <w:t xml:space="preserve"> </w:t>
-      </w:r>
-      <w:r>
-        <w:rPr>
-          <w:rFonts w:ascii="Times New Roman" w:hAnsi="Times New Roman"/>
-          <w:sz w:val="28"/>
-          <w:lang w:val="ru-RU"/>
-        </w:rPr>
-        <w:t xml:space="preserve"> Приобрести опыт установки современной </w:t>
+        <w:t xml:space="preserve">Цель работы: Приобрести опыт установки современной </w:t>
       </w:r>
       <w:r>
         <w:rPr>
@@ -717,28 +694,15 @@
         </w:rPr>
         <w:t xml:space="preserve">ОС </w:t>
       </w:r>
-      <w:r>
-        <w:rPr>
-          <w:rFonts w:ascii="Times New Roman" w:hAnsi="Times New Roman"/>
-          <w:sz w:val="28"/>
-        </w:rPr>
-        <w:t>Windows</w:t>
-      </w:r>
-      <w:r>
-        <w:rPr>
-          <w:rFonts w:ascii="Times New Roman" w:hAnsi="Times New Roman"/>
-          <w:sz w:val="28"/>
-          <w:lang w:val="ru-RU"/>
-        </w:rPr>
-        <w:t xml:space="preserve"> </w:t>
-      </w:r>
-      <w:r>
-        <w:rPr>
-          <w:rFonts w:ascii="Times New Roman" w:hAnsi="Times New Roman"/>
-          <w:sz w:val="28"/>
-        </w:rPr>
-        <w:t>Server</w:t>
-      </w:r>
+      <w:proofErr w:type="spellStart"/>
+      <w:r>
+        <w:rPr>
+          <w:rFonts w:ascii="Times New Roman" w:hAnsi="Times New Roman"/>
+          <w:sz w:val="28"/>
+        </w:rPr>
+        <w:t>WindowsServer</w:t>
+      </w:r>
+      <w:proofErr w:type="spellEnd"/>
       <w:r>
         <w:rPr>
           <w:rFonts w:ascii="Times New Roman" w:hAnsi="Times New Roman"/>
@@ -785,28 +749,16 @@
           <w:lang w:val="ru-RU"/>
         </w:rPr>
       </w:pPr>
-      <w:r>
-        <w:rPr>
-          <w:rFonts w:ascii="Times New Roman" w:hAnsi="Times New Roman"/>
-          <w:sz w:val="28"/>
-        </w:rPr>
-        <w:t>Windows</w:t>
-      </w:r>
-      <w:r>
-        <w:rPr>
-          <w:rFonts w:ascii="Times New Roman" w:hAnsi="Times New Roman"/>
-          <w:sz w:val="28"/>
-          <w:lang w:val="ru-RU"/>
-        </w:rPr>
-        <w:t xml:space="preserve"> </w:t>
-      </w:r>
-      <w:r>
-        <w:rPr>
-          <w:rFonts w:ascii="Times New Roman" w:hAnsi="Times New Roman"/>
-          <w:sz w:val="28"/>
-        </w:rPr>
-        <w:t>Server</w:t>
-      </w:r>
+      <w:proofErr w:type="spellStart"/>
+      <w:proofErr w:type="gramStart"/>
+      <w:r>
+        <w:rPr>
+          <w:rFonts w:ascii="Times New Roman" w:hAnsi="Times New Roman"/>
+          <w:sz w:val="28"/>
+        </w:rPr>
+        <w:t>WindowsServer</w:t>
+      </w:r>
+      <w:proofErr w:type="spellEnd"/>
       <w:r>
         <w:rPr>
           <w:rFonts w:ascii="Times New Roman" w:hAnsi="Times New Roman"/>
@@ -815,28 +767,15 @@
         </w:rPr>
         <w:t xml:space="preserve"> 2003— операционная система семейства </w:t>
       </w:r>
-      <w:r>
-        <w:rPr>
-          <w:rFonts w:ascii="Times New Roman" w:hAnsi="Times New Roman"/>
-          <w:sz w:val="28"/>
-        </w:rPr>
-        <w:t>Windows</w:t>
-      </w:r>
-      <w:r>
-        <w:rPr>
-          <w:rFonts w:ascii="Times New Roman" w:hAnsi="Times New Roman"/>
-          <w:sz w:val="28"/>
-          <w:lang w:val="ru-RU"/>
-        </w:rPr>
-        <w:t xml:space="preserve"> </w:t>
-      </w:r>
-      <w:r>
-        <w:rPr>
-          <w:rFonts w:ascii="Times New Roman" w:hAnsi="Times New Roman"/>
-          <w:sz w:val="28"/>
-        </w:rPr>
-        <w:t>NT</w:t>
-      </w:r>
+      <w:proofErr w:type="spellStart"/>
+      <w:r>
+        <w:rPr>
+          <w:rFonts w:ascii="Times New Roman" w:hAnsi="Times New Roman"/>
+          <w:sz w:val="28"/>
+        </w:rPr>
+        <w:t>WindowsNT</w:t>
+      </w:r>
+      <w:proofErr w:type="spellEnd"/>
       <w:r>
         <w:rPr>
           <w:rFonts w:ascii="Times New Roman" w:hAnsi="Times New Roman"/>
@@ -858,15 +797,16 @@
           <w:sz w:val="28"/>
           <w:lang w:val="ru-RU"/>
         </w:rPr>
-        <w:t>, предназначенная для работы на серверах. Была выпущена 24 апреля 2003 года.</w:t>
-      </w:r>
-      <w:r>
-        <w:rPr>
-          <w:rFonts w:ascii="Times New Roman" w:hAnsi="Times New Roman"/>
-          <w:sz w:val="28"/>
-          <w:lang w:val="ru-RU"/>
-        </w:rPr>
-        <w:t xml:space="preserve"> </w:t>
+        <w:t>, предназначенная для работы на серверах.</w:t>
+      </w:r>
+      <w:proofErr w:type="gramEnd"/>
+      <w:r>
+        <w:rPr>
+          <w:rFonts w:ascii="Times New Roman" w:hAnsi="Times New Roman"/>
+          <w:sz w:val="28"/>
+          <w:lang w:val="ru-RU"/>
+        </w:rPr>
+        <w:t xml:space="preserve"> Была выпущена 24 апреля 2003 года.</w:t>
       </w:r>
     </w:p>
     <w:p>
@@ -879,28 +819,16 @@
           <w:lang w:val="ru-RU"/>
         </w:rPr>
       </w:pPr>
-      <w:r>
-        <w:rPr>
-          <w:rFonts w:ascii="Times New Roman" w:hAnsi="Times New Roman"/>
-          <w:sz w:val="28"/>
-        </w:rPr>
-        <w:t>Windows</w:t>
-      </w:r>
-      <w:r>
-        <w:rPr>
-          <w:rFonts w:ascii="Times New Roman" w:hAnsi="Times New Roman"/>
-          <w:sz w:val="28"/>
-          <w:lang w:val="ru-RU"/>
-        </w:rPr>
-        <w:t xml:space="preserve"> </w:t>
-      </w:r>
-      <w:r>
-        <w:rPr>
-          <w:rFonts w:ascii="Times New Roman" w:hAnsi="Times New Roman"/>
-          <w:sz w:val="28"/>
-        </w:rPr>
-        <w:t>Server</w:t>
-      </w:r>
+      <w:proofErr w:type="spellStart"/>
+      <w:proofErr w:type="gramStart"/>
+      <w:r>
+        <w:rPr>
+          <w:rFonts w:ascii="Times New Roman" w:hAnsi="Times New Roman"/>
+          <w:sz w:val="28"/>
+        </w:rPr>
+        <w:t>WindowsServer</w:t>
+      </w:r>
+      <w:proofErr w:type="spellEnd"/>
       <w:r>
         <w:rPr>
           <w:rFonts w:ascii="Times New Roman" w:hAnsi="Times New Roman"/>
@@ -924,35 +852,31 @@
         </w:rPr>
         <w:t>, которая поставляется с предустановленной оболочкой .</w:t>
       </w:r>
-      <w:r>
-        <w:rPr>
-          <w:rFonts w:ascii="Times New Roman" w:hAnsi="Times New Roman"/>
-          <w:sz w:val="28"/>
-        </w:rPr>
-        <w:t>NET</w:t>
-      </w:r>
-      <w:r>
-        <w:rPr>
-          <w:rFonts w:ascii="Times New Roman" w:hAnsi="Times New Roman"/>
-          <w:sz w:val="28"/>
-          <w:lang w:val="ru-RU"/>
-        </w:rPr>
-        <w:t xml:space="preserve"> </w:t>
-      </w:r>
-      <w:r>
-        <w:rPr>
-          <w:rFonts w:ascii="Times New Roman" w:hAnsi="Times New Roman"/>
-          <w:sz w:val="28"/>
-        </w:rPr>
-        <w:t>Framework</w:t>
-      </w:r>
-      <w:r>
-        <w:rPr>
-          <w:rFonts w:ascii="Times New Roman" w:hAnsi="Times New Roman"/>
-          <w:sz w:val="28"/>
-          <w:lang w:val="ru-RU"/>
-        </w:rPr>
-        <w:t xml:space="preserve">. Это позволяет данной системе выступать в роли сервера приложений для платформы </w:t>
+      <w:proofErr w:type="spellStart"/>
+      <w:r>
+        <w:rPr>
+          <w:rFonts w:ascii="Times New Roman" w:hAnsi="Times New Roman"/>
+          <w:sz w:val="28"/>
+        </w:rPr>
+        <w:t>NETFramework</w:t>
+      </w:r>
+      <w:proofErr w:type="spellEnd"/>
+      <w:r>
+        <w:rPr>
+          <w:rFonts w:ascii="Times New Roman" w:hAnsi="Times New Roman"/>
+          <w:sz w:val="28"/>
+          <w:lang w:val="ru-RU"/>
+        </w:rPr>
+        <w:t>.</w:t>
+      </w:r>
+      <w:proofErr w:type="gramEnd"/>
+      <w:r>
+        <w:rPr>
+          <w:rFonts w:ascii="Times New Roman" w:hAnsi="Times New Roman"/>
+          <w:sz w:val="28"/>
+          <w:lang w:val="ru-RU"/>
+        </w:rPr>
+        <w:t xml:space="preserve"> Это позволяет данной системе выступать в роли сервера приложений для платформы </w:t>
       </w:r>
       <w:r>
         <w:rPr>
@@ -1018,28 +942,15 @@
         </w:rPr>
         <w:t xml:space="preserve">, в </w:t>
       </w:r>
-      <w:r>
-        <w:rPr>
-          <w:rFonts w:ascii="Times New Roman" w:hAnsi="Times New Roman"/>
-          <w:sz w:val="28"/>
-        </w:rPr>
-        <w:t>Windows</w:t>
-      </w:r>
-      <w:r>
-        <w:rPr>
-          <w:rFonts w:ascii="Times New Roman" w:hAnsi="Times New Roman"/>
-          <w:sz w:val="28"/>
-          <w:lang w:val="ru-RU"/>
-        </w:rPr>
-        <w:t xml:space="preserve"> </w:t>
-      </w:r>
-      <w:r>
-        <w:rPr>
-          <w:rFonts w:ascii="Times New Roman" w:hAnsi="Times New Roman"/>
-          <w:sz w:val="28"/>
-        </w:rPr>
-        <w:t>Server</w:t>
-      </w:r>
+      <w:proofErr w:type="spellStart"/>
+      <w:r>
+        <w:rPr>
+          <w:rFonts w:ascii="Times New Roman" w:hAnsi="Times New Roman"/>
+          <w:sz w:val="28"/>
+        </w:rPr>
+        <w:t>WindowsServer</w:t>
+      </w:r>
+      <w:proofErr w:type="spellEnd"/>
       <w:r>
         <w:rPr>
           <w:rFonts w:ascii="Times New Roman" w:hAnsi="Times New Roman"/>
@@ -1067,35 +978,40 @@
         </w:rPr>
         <w:t xml:space="preserve">Еще в </w:t>
       </w:r>
-      <w:r>
-        <w:rPr>
-          <w:rFonts w:ascii="Times New Roman" w:hAnsi="Times New Roman"/>
-          <w:sz w:val="28"/>
-        </w:rPr>
-        <w:t>Active</w:t>
-      </w:r>
-      <w:r>
-        <w:rPr>
-          <w:rFonts w:ascii="Times New Roman" w:hAnsi="Times New Roman"/>
-          <w:sz w:val="28"/>
-          <w:lang w:val="ru-RU"/>
-        </w:rPr>
-        <w:t xml:space="preserve"> </w:t>
-      </w:r>
-      <w:r>
-        <w:rPr>
-          <w:rFonts w:ascii="Times New Roman" w:hAnsi="Times New Roman"/>
-          <w:sz w:val="28"/>
-        </w:rPr>
-        <w:t>Directory</w:t>
-      </w:r>
-      <w:r>
-        <w:rPr>
-          <w:rFonts w:ascii="Times New Roman" w:hAnsi="Times New Roman"/>
-          <w:sz w:val="28"/>
-          <w:lang w:val="ru-RU"/>
-        </w:rPr>
-        <w:t xml:space="preserve"> предусмотрено ряд компонентов, помогающих выстроить структуру каталога в соответствии с нашими потребностями и делятся эти компоненты на логические и физические компоненты.</w:t>
+      <w:proofErr w:type="spellStart"/>
+      <w:r>
+        <w:rPr>
+          <w:rFonts w:ascii="Times New Roman" w:hAnsi="Times New Roman"/>
+          <w:sz w:val="28"/>
+        </w:rPr>
+        <w:t>ActiveDirectory</w:t>
+      </w:r>
+      <w:proofErr w:type="spellEnd"/>
+      <w:r>
+        <w:rPr>
+          <w:rFonts w:ascii="Times New Roman" w:hAnsi="Times New Roman"/>
+          <w:sz w:val="28"/>
+          <w:lang w:val="ru-RU"/>
+        </w:rPr>
+        <w:t xml:space="preserve"> предусмотрено ряд компонентов, помогающих выстроить структуру каталога в соответствии с нашими </w:t>
+      </w:r>
+      <w:proofErr w:type="gramStart"/>
+      <w:r>
+        <w:rPr>
+          <w:rFonts w:ascii="Times New Roman" w:hAnsi="Times New Roman"/>
+          <w:sz w:val="28"/>
+          <w:lang w:val="ru-RU"/>
+        </w:rPr>
+        <w:t>потребностями</w:t>
+      </w:r>
+      <w:proofErr w:type="gramEnd"/>
+      <w:r>
+        <w:rPr>
+          <w:rFonts w:ascii="Times New Roman" w:hAnsi="Times New Roman"/>
+          <w:sz w:val="28"/>
+          <w:lang w:val="ru-RU"/>
+        </w:rPr>
+        <w:t xml:space="preserve"> и делятся эти компоненты на логические и физические компоненты.</w:t>
       </w:r>
     </w:p>
     <w:p>
@@ -1132,7 +1048,7 @@
                     </pic:cNvPicPr>
                   </pic:nvPicPr>
                   <pic:blipFill>
-                    <a:blip r:embed="rId4" cstate="print"/>
+                    <a:blip r:embed="rId5" cstate="print"/>
                     <a:srcRect/>
                     <a:stretch>
                       <a:fillRect/>
@@ -1254,6 +1170,7 @@
     <w:p>
       <w:pPr>
         <w:ind w:firstLine="708"/>
+        <w:jc w:val="center"/>
         <w:rPr>
           <w:rFonts w:ascii="Times New Roman" w:hAnsi="Times New Roman"/>
           <w:sz w:val="28"/>
@@ -1287,9 +1204,11 @@
     </w:p>
     <w:p>
       <w:pPr>
+        <w:ind w:firstLine="708"/>
         <w:jc w:val="center"/>
         <w:rPr>
-          <w:sz w:val="2"/>
+          <w:rFonts w:ascii="Times New Roman" w:hAnsi="Times New Roman"/>
+          <w:sz w:val="28"/>
           <w:lang w:val="ru-RU"/>
         </w:rPr>
       </w:pPr>
@@ -1302,7 +1221,7 @@
         <w:drawing>
           <wp:inline distT="0" distB="0" distL="0" distR="0">
             <wp:extent cx="4438650" cy="3829050"/>
-            <wp:effectExtent l="19050" t="0" r="0" b="0"/>
+            <wp:effectExtent l="0" t="0" r="0" b="0"/>
             <wp:docPr id="84" name="Изображение 1"/>
             <wp:cNvGraphicFramePr>
               <a:graphicFrameLocks xmlns:a="http://schemas.openxmlformats.org/drawingml/2006/main" noChangeAspect="1"/>
@@ -1317,7 +1236,7 @@
                     </pic:cNvPicPr>
                   </pic:nvPicPr>
                   <pic:blipFill>
-                    <a:blip r:embed="rId5" cstate="print"/>
+                    <a:blip r:embed="rId6" cstate="print"/>
                     <a:srcRect/>
                     <a:stretch>
                       <a:fillRect/>
@@ -1326,7 +1245,7 @@
                   <pic:spPr bwMode="auto">
                     <a:xfrm>
                       <a:off x="0" y="0"/>
-                      <a:ext cx="4438650" cy="3829050"/>
+                      <a:ext cx="4444220" cy="3833855"/>
                     </a:xfrm>
                     <a:prstGeom prst="rect">
                       <a:avLst/>
@@ -1348,17 +1267,100 @@
     </w:p>
     <w:p>
       <w:pPr>
+        <w:ind w:firstLine="708"/>
         <w:jc w:val="center"/>
         <w:rPr>
-          <w:sz w:val="2"/>
-          <w:lang w:val="ru-RU"/>
-        </w:rPr>
-      </w:pPr>
-    </w:p>
-    <w:p>
-      <w:pPr>
-        <w:rPr>
-          <w:sz w:val="2"/>
+          <w:rFonts w:ascii="Times New Roman" w:hAnsi="Times New Roman"/>
+          <w:sz w:val="28"/>
+          <w:lang w:val="ru-RU"/>
+        </w:rPr>
+      </w:pPr>
+    </w:p>
+    <w:p>
+      <w:pPr>
+        <w:spacing w:before="120" w:after="120" w:line="276" w:lineRule="auto"/>
+        <w:ind w:firstLine="709"/>
+        <w:jc w:val="center"/>
+        <w:rPr>
+          <w:rFonts w:ascii="Times New Roman" w:hAnsi="Times New Roman"/>
+          <w:sz w:val="28"/>
+          <w:szCs w:val="28"/>
+          <w:lang w:val="ru-RU"/>
+        </w:rPr>
+      </w:pPr>
+      <w:r>
+        <w:rPr>
+          <w:rFonts w:ascii="Times New Roman" w:hAnsi="Times New Roman"/>
+          <w:sz w:val="28"/>
+          <w:szCs w:val="28"/>
+          <w:lang w:val="ru-RU"/>
+        </w:rPr>
+        <w:t>Н</w:t>
+      </w:r>
+      <w:r>
+        <w:rPr>
+          <w:rFonts w:ascii="Times New Roman" w:hAnsi="Times New Roman"/>
+          <w:sz w:val="28"/>
+          <w:szCs w:val="28"/>
+          <w:lang w:val="ru-RU"/>
+        </w:rPr>
+        <w:t xml:space="preserve">а </w:t>
+      </w:r>
+      <w:proofErr w:type="spellStart"/>
+      <w:r>
+        <w:rPr>
+          <w:rFonts w:ascii="Times New Roman" w:hAnsi="Times New Roman"/>
+          <w:sz w:val="28"/>
+          <w:szCs w:val="28"/>
+          <w:lang w:val="ru-RU"/>
+        </w:rPr>
+        <w:t>хостовой</w:t>
+      </w:r>
+      <w:proofErr w:type="spellEnd"/>
+      <w:r>
+        <w:rPr>
+          <w:rFonts w:ascii="Times New Roman" w:hAnsi="Times New Roman"/>
+          <w:sz w:val="28"/>
+          <w:szCs w:val="28"/>
+          <w:lang w:val="ru-RU"/>
+        </w:rPr>
+        <w:t xml:space="preserve"> ОС присвоим </w:t>
+      </w:r>
+      <w:r>
+        <w:rPr>
+          <w:rFonts w:ascii="Times New Roman" w:hAnsi="Times New Roman"/>
+          <w:sz w:val="28"/>
+          <w:szCs w:val="28"/>
+        </w:rPr>
+        <w:t>IP</w:t>
+      </w:r>
+      <w:r>
+        <w:rPr>
+          <w:rFonts w:ascii="Times New Roman" w:hAnsi="Times New Roman"/>
+          <w:sz w:val="28"/>
+          <w:szCs w:val="28"/>
+          <w:lang w:val="ru-RU"/>
+        </w:rPr>
+        <w:t xml:space="preserve"> адрес 192.168.56.</w:t>
+      </w:r>
+      <w:r>
+        <w:rPr>
+          <w:rFonts w:ascii="Times New Roman" w:hAnsi="Times New Roman"/>
+          <w:sz w:val="28"/>
+          <w:szCs w:val="28"/>
+          <w:lang w:val="ru-RU"/>
+        </w:rPr>
+        <w:t>1</w:t>
+      </w:r>
+    </w:p>
+    <w:p>
+      <w:pPr>
+        <w:spacing w:before="120" w:after="120" w:line="276" w:lineRule="auto"/>
+        <w:ind w:firstLine="709"/>
+        <w:rPr>
+          <w:rFonts w:ascii="Times New Roman" w:hAnsi="Times New Roman"/>
+          <w:sz w:val="28"/>
+          <w:szCs w:val="28"/>
           <w:lang w:val="ru-RU"/>
         </w:rPr>
       </w:pPr>
@@ -1370,9 +1372,9 @@
         </w:rPr>
         <w:drawing>
           <wp:inline distT="0" distB="0" distL="0" distR="0">
-            <wp:extent cx="4476750" cy="3905250"/>
-            <wp:effectExtent l="19050" t="0" r="0" b="0"/>
-            <wp:docPr id="85" name="Изображение 2"/>
+            <wp:extent cx="4502767" cy="3933825"/>
+            <wp:effectExtent l="0" t="0" r="0" b="0"/>
+            <wp:docPr id="4" name="Изображение 5"/>
             <wp:cNvGraphicFramePr>
               <a:graphicFrameLocks xmlns:a="http://schemas.openxmlformats.org/drawingml/2006/main" noChangeAspect="1"/>
             </wp:cNvGraphicFramePr>
@@ -1380,13 +1382,13 @@
               <a:graphicData uri="http://schemas.openxmlformats.org/drawingml/2006/picture">
                 <pic:pic xmlns:pic="http://schemas.openxmlformats.org/drawingml/2006/picture">
                   <pic:nvPicPr>
-                    <pic:cNvPr id="0" name="Изображение 2"/>
+                    <pic:cNvPr id="0" name="Изображение 5"/>
                     <pic:cNvPicPr>
                       <a:picLocks noChangeAspect="1" noChangeArrowheads="1"/>
                     </pic:cNvPicPr>
                   </pic:nvPicPr>
                   <pic:blipFill>
-                    <a:blip r:embed="rId6" cstate="print"/>
+                    <a:blip r:embed="rId7" cstate="print"/>
                     <a:srcRect/>
                     <a:stretch>
                       <a:fillRect/>
@@ -1395,7 +1397,7 @@
                   <pic:spPr bwMode="auto">
                     <a:xfrm>
                       <a:off x="0" y="0"/>
-                      <a:ext cx="4476750" cy="3905250"/>
+                      <a:ext cx="4510742" cy="3940792"/>
                     </a:xfrm>
                     <a:prstGeom prst="rect">
                       <a:avLst/>
@@ -1417,8 +1419,71 @@
     </w:p>
     <w:p>
       <w:pPr>
-        <w:rPr>
-          <w:sz w:val="2"/>
+        <w:spacing w:before="120" w:after="120" w:line="276" w:lineRule="auto"/>
+        <w:ind w:firstLine="709"/>
+        <w:jc w:val="center"/>
+        <w:rPr>
+          <w:rFonts w:ascii="Times New Roman" w:hAnsi="Times New Roman"/>
+          <w:sz w:val="28"/>
+          <w:szCs w:val="28"/>
+          <w:lang w:val="ru-RU"/>
+        </w:rPr>
+      </w:pPr>
+      <w:r>
+        <w:rPr>
+          <w:rFonts w:ascii="Times New Roman" w:hAnsi="Times New Roman"/>
+          <w:sz w:val="28"/>
+          <w:szCs w:val="28"/>
+          <w:lang w:val="ru-RU"/>
+        </w:rPr>
+        <w:lastRenderedPageBreak/>
+        <w:t xml:space="preserve">Далее </w:t>
+      </w:r>
+      <w:r>
+        <w:rPr>
+          <w:rFonts w:ascii="Times New Roman" w:hAnsi="Times New Roman"/>
+          <w:sz w:val="28"/>
+          <w:szCs w:val="28"/>
+          <w:lang w:val="ru-RU"/>
+        </w:rPr>
+        <w:t>провери</w:t>
+      </w:r>
+      <w:r>
+        <w:rPr>
+          <w:rFonts w:ascii="Times New Roman" w:hAnsi="Times New Roman"/>
+          <w:sz w:val="28"/>
+          <w:szCs w:val="28"/>
+          <w:lang w:val="ru-RU"/>
+        </w:rPr>
+        <w:t>м,</w:t>
+      </w:r>
+      <w:r>
+        <w:rPr>
+          <w:rFonts w:ascii="Times New Roman" w:hAnsi="Times New Roman"/>
+          <w:sz w:val="28"/>
+          <w:szCs w:val="28"/>
+          <w:lang w:val="ru-RU"/>
+        </w:rPr>
+        <w:t xml:space="preserve"> видят ли компьютеры друг друга</w:t>
+      </w:r>
+      <w:r>
+        <w:rPr>
+          <w:rFonts w:ascii="Times New Roman" w:hAnsi="Times New Roman"/>
+          <w:sz w:val="28"/>
+          <w:szCs w:val="28"/>
+          <w:lang w:val="ru-RU"/>
+        </w:rPr>
+        <w:t>:</w:t>
+      </w:r>
+    </w:p>
+    <w:p>
+      <w:pPr>
+        <w:spacing w:before="120" w:after="120" w:line="276" w:lineRule="auto"/>
+        <w:ind w:firstLine="709"/>
+        <w:rPr>
+          <w:rFonts w:ascii="Times New Roman" w:hAnsi="Times New Roman"/>
+          <w:sz w:val="28"/>
+          <w:szCs w:val="28"/>
           <w:lang w:val="ru-RU"/>
         </w:rPr>
       </w:pPr>
@@ -1428,12 +1493,11 @@
           <w:sz w:val="2"/>
           <w:lang w:val="ru-RU" w:eastAsia="ru-RU"/>
         </w:rPr>
-        <w:lastRenderedPageBreak/>
         <w:drawing>
           <wp:inline distT="0" distB="0" distL="0" distR="0">
-            <wp:extent cx="5276850" cy="4495800"/>
-            <wp:effectExtent l="19050" t="0" r="0" b="0"/>
-            <wp:docPr id="3" name="Изображение 4"/>
+            <wp:extent cx="4067175" cy="3215564"/>
+            <wp:effectExtent l="0" t="0" r="0" b="0"/>
+            <wp:docPr id="5" name="Изображение 6"/>
             <wp:cNvGraphicFramePr>
               <a:graphicFrameLocks xmlns:a="http://schemas.openxmlformats.org/drawingml/2006/main" noChangeAspect="1"/>
             </wp:cNvGraphicFramePr>
@@ -1441,13 +1505,13 @@
               <a:graphicData uri="http://schemas.openxmlformats.org/drawingml/2006/picture">
                 <pic:pic xmlns:pic="http://schemas.openxmlformats.org/drawingml/2006/picture">
                   <pic:nvPicPr>
-                    <pic:cNvPr id="0" name="Изображение 4"/>
+                    <pic:cNvPr id="0" name="Изображение 6"/>
                     <pic:cNvPicPr>
                       <a:picLocks noChangeAspect="1" noChangeArrowheads="1"/>
                     </pic:cNvPicPr>
                   </pic:nvPicPr>
                   <pic:blipFill>
-                    <a:blip r:embed="rId7" cstate="print"/>
+                    <a:blip r:embed="rId8" cstate="print"/>
                     <a:srcRect/>
                     <a:stretch>
                       <a:fillRect/>
@@ -1456,7 +1520,7 @@
                   <pic:spPr bwMode="auto">
                     <a:xfrm>
                       <a:off x="0" y="0"/>
-                      <a:ext cx="5276850" cy="4495800"/>
+                      <a:ext cx="4075725" cy="3222323"/>
                     </a:xfrm>
                     <a:prstGeom prst="rect">
                       <a:avLst/>
@@ -1478,8 +1542,64 @@
     </w:p>
     <w:p>
       <w:pPr>
-        <w:rPr>
-          <w:sz w:val="2"/>
+        <w:spacing w:before="120" w:after="120" w:line="276" w:lineRule="auto"/>
+        <w:ind w:firstLine="709"/>
+        <w:rPr>
+          <w:rFonts w:ascii="Times New Roman" w:hAnsi="Times New Roman"/>
+          <w:sz w:val="28"/>
+          <w:szCs w:val="28"/>
+          <w:lang w:val="ru-RU"/>
+        </w:rPr>
+      </w:pPr>
+    </w:p>
+    <w:p>
+      <w:pPr>
+        <w:spacing w:before="120" w:after="120" w:line="276" w:lineRule="auto"/>
+        <w:ind w:firstLine="709"/>
+        <w:jc w:val="center"/>
+        <w:rPr>
+          <w:rFonts w:ascii="Times New Roman" w:hAnsi="Times New Roman"/>
+          <w:sz w:val="28"/>
+          <w:szCs w:val="28"/>
+          <w:lang w:val="ru-RU"/>
+        </w:rPr>
+      </w:pPr>
+      <w:r>
+        <w:rPr>
+          <w:rFonts w:ascii="Times New Roman" w:hAnsi="Times New Roman"/>
+          <w:sz w:val="28"/>
+          <w:szCs w:val="28"/>
+          <w:lang w:val="ru-RU"/>
+        </w:rPr>
+        <w:t xml:space="preserve">Добавляем </w:t>
+      </w:r>
+      <w:r>
+        <w:rPr>
+          <w:rFonts w:ascii="Times New Roman" w:hAnsi="Times New Roman"/>
+          <w:sz w:val="28"/>
+          <w:szCs w:val="28"/>
+        </w:rPr>
+        <w:t xml:space="preserve">DHCP </w:t>
+      </w:r>
+      <w:proofErr w:type="spellStart"/>
+      <w:r>
+        <w:rPr>
+          <w:rFonts w:ascii="Times New Roman" w:hAnsi="Times New Roman"/>
+          <w:sz w:val="28"/>
+          <w:szCs w:val="28"/>
+        </w:rPr>
+        <w:t>сервер</w:t>
+      </w:r>
+      <w:proofErr w:type="spellEnd"/>
+    </w:p>
+    <w:p>
+      <w:pPr>
+        <w:spacing w:before="120" w:after="120" w:line="276" w:lineRule="auto"/>
+        <w:ind w:firstLine="709"/>
+        <w:rPr>
+          <w:rFonts w:ascii="Times New Roman" w:hAnsi="Times New Roman"/>
+          <w:sz w:val="28"/>
+          <w:szCs w:val="28"/>
           <w:lang w:val="ru-RU"/>
         </w:rPr>
       </w:pPr>
@@ -1489,12 +1609,11 @@
           <w:sz w:val="2"/>
           <w:lang w:val="ru-RU" w:eastAsia="ru-RU"/>
         </w:rPr>
-        <w:lastRenderedPageBreak/>
         <w:drawing>
           <wp:inline distT="0" distB="0" distL="0" distR="0">
-            <wp:extent cx="5276850" cy="4610100"/>
-            <wp:effectExtent l="19050" t="0" r="0" b="0"/>
-            <wp:docPr id="4" name="Изображение 5"/>
+            <wp:extent cx="4388082" cy="3786106"/>
+            <wp:effectExtent l="0" t="0" r="0" b="0"/>
+            <wp:docPr id="6" name="Изображение 7"/>
             <wp:cNvGraphicFramePr>
               <a:graphicFrameLocks xmlns:a="http://schemas.openxmlformats.org/drawingml/2006/main" noChangeAspect="1"/>
             </wp:cNvGraphicFramePr>
@@ -1502,13 +1621,13 @@
               <a:graphicData uri="http://schemas.openxmlformats.org/drawingml/2006/picture">
                 <pic:pic xmlns:pic="http://schemas.openxmlformats.org/drawingml/2006/picture">
                   <pic:nvPicPr>
-                    <pic:cNvPr id="0" name="Изображение 5"/>
+                    <pic:cNvPr id="0" name="Изображение 7"/>
                     <pic:cNvPicPr>
                       <a:picLocks noChangeAspect="1" noChangeArrowheads="1"/>
                     </pic:cNvPicPr>
                   </pic:nvPicPr>
                   <pic:blipFill>
-                    <a:blip r:embed="rId8" cstate="print"/>
+                    <a:blip r:embed="rId9" cstate="print"/>
                     <a:srcRect/>
                     <a:stretch>
                       <a:fillRect/>
@@ -1517,7 +1636,7 @@
                   <pic:spPr bwMode="auto">
                     <a:xfrm>
                       <a:off x="0" y="0"/>
-                      <a:ext cx="5276850" cy="4610100"/>
+                      <a:ext cx="4390098" cy="3787845"/>
                     </a:xfrm>
                     <a:prstGeom prst="rect">
                       <a:avLst/>
@@ -1539,8 +1658,227 @@
     </w:p>
     <w:p>
       <w:pPr>
-        <w:rPr>
-          <w:sz w:val="2"/>
+        <w:spacing w:before="120" w:after="120" w:line="276" w:lineRule="auto"/>
+        <w:ind w:firstLine="709"/>
+        <w:rPr>
+          <w:rFonts w:ascii="Times New Roman" w:hAnsi="Times New Roman"/>
+          <w:sz w:val="28"/>
+          <w:szCs w:val="28"/>
+          <w:lang w:val="ru-RU"/>
+        </w:rPr>
+      </w:pPr>
+    </w:p>
+    <w:p>
+      <w:pPr>
+        <w:spacing w:before="120" w:after="120" w:line="276" w:lineRule="auto"/>
+        <w:ind w:firstLine="709"/>
+        <w:rPr>
+          <w:rFonts w:ascii="Times New Roman" w:hAnsi="Times New Roman"/>
+          <w:sz w:val="28"/>
+          <w:szCs w:val="28"/>
+          <w:lang w:val="ru-RU"/>
+        </w:rPr>
+      </w:pPr>
+    </w:p>
+    <w:p>
+      <w:pPr>
+        <w:spacing w:before="120" w:after="120" w:line="360" w:lineRule="auto"/>
+        <w:ind w:firstLine="709"/>
+        <w:rPr>
+          <w:rFonts w:ascii="Times New Roman" w:hAnsi="Times New Roman"/>
+          <w:sz w:val="28"/>
+          <w:szCs w:val="28"/>
+          <w:lang w:val="ru-RU"/>
+        </w:rPr>
+      </w:pPr>
+      <w:r>
+        <w:rPr>
+          <w:rFonts w:ascii="Times New Roman" w:hAnsi="Times New Roman"/>
+          <w:sz w:val="28"/>
+          <w:szCs w:val="28"/>
+          <w:lang w:val="ru-RU"/>
+        </w:rPr>
+        <w:lastRenderedPageBreak/>
+        <w:t>С</w:t>
+      </w:r>
+      <w:r>
+        <w:rPr>
+          <w:rFonts w:ascii="Times New Roman" w:hAnsi="Times New Roman"/>
+          <w:sz w:val="28"/>
+          <w:szCs w:val="28"/>
+          <w:lang w:val="ru-RU"/>
+        </w:rPr>
+        <w:t>озда</w:t>
+      </w:r>
+      <w:r>
+        <w:rPr>
+          <w:rFonts w:ascii="Times New Roman" w:hAnsi="Times New Roman"/>
+          <w:sz w:val="28"/>
+          <w:szCs w:val="28"/>
+          <w:lang w:val="ru-RU"/>
+        </w:rPr>
+        <w:t>ем</w:t>
+      </w:r>
+      <w:r>
+        <w:rPr>
+          <w:rFonts w:ascii="Times New Roman" w:hAnsi="Times New Roman"/>
+          <w:sz w:val="28"/>
+          <w:szCs w:val="28"/>
+          <w:lang w:val="ru-RU"/>
+        </w:rPr>
+        <w:t xml:space="preserve"> область с диапазоном </w:t>
+      </w:r>
+      <w:r>
+        <w:rPr>
+          <w:rFonts w:ascii="Times New Roman" w:hAnsi="Times New Roman"/>
+          <w:sz w:val="28"/>
+          <w:szCs w:val="28"/>
+        </w:rPr>
+        <w:t>IP</w:t>
+      </w:r>
+      <w:r>
+        <w:rPr>
+          <w:rFonts w:ascii="Times New Roman" w:hAnsi="Times New Roman"/>
+          <w:sz w:val="28"/>
+          <w:szCs w:val="28"/>
+          <w:lang w:val="ru-RU"/>
+        </w:rPr>
+        <w:t xml:space="preserve"> адресов 192.168.56.101– 192.168.56.253.</w:t>
+      </w:r>
+      <w:r>
+        <w:rPr>
+          <w:rFonts w:ascii="Times New Roman" w:hAnsi="Times New Roman"/>
+          <w:sz w:val="28"/>
+          <w:szCs w:val="28"/>
+          <w:lang w:val="ru-RU"/>
+        </w:rPr>
+        <w:t xml:space="preserve"> На </w:t>
+      </w:r>
+      <w:proofErr w:type="spellStart"/>
+      <w:r>
+        <w:rPr>
+          <w:rFonts w:ascii="Times New Roman" w:hAnsi="Times New Roman"/>
+          <w:sz w:val="28"/>
+          <w:szCs w:val="28"/>
+        </w:rPr>
+        <w:t>W</w:t>
+      </w:r>
+      <w:r>
+        <w:rPr>
+          <w:rFonts w:ascii="Times New Roman" w:hAnsi="Times New Roman"/>
+          <w:sz w:val="28"/>
+          <w:szCs w:val="28"/>
+        </w:rPr>
+        <w:t>sXP</w:t>
+      </w:r>
+      <w:proofErr w:type="spellEnd"/>
+      <w:r>
+        <w:rPr>
+          <w:rFonts w:ascii="Times New Roman" w:hAnsi="Times New Roman"/>
+          <w:sz w:val="28"/>
+          <w:szCs w:val="28"/>
+          <w:lang w:val="ru-RU"/>
+        </w:rPr>
+        <w:t xml:space="preserve"> выполним команды по получению </w:t>
+      </w:r>
+      <w:r>
+        <w:rPr>
+          <w:rFonts w:ascii="Times New Roman" w:hAnsi="Times New Roman"/>
+          <w:sz w:val="28"/>
+          <w:szCs w:val="28"/>
+        </w:rPr>
+        <w:t>IP</w:t>
+      </w:r>
+      <w:r>
+        <w:rPr>
+          <w:rFonts w:ascii="Times New Roman" w:hAnsi="Times New Roman"/>
+          <w:sz w:val="28"/>
+          <w:szCs w:val="28"/>
+          <w:lang w:val="ru-RU"/>
+        </w:rPr>
+        <w:t xml:space="preserve"> адреса </w:t>
+      </w:r>
+      <w:proofErr w:type="spellStart"/>
+      <w:r>
+        <w:rPr>
+          <w:rFonts w:ascii="Times New Roman" w:hAnsi="Times New Roman"/>
+          <w:sz w:val="28"/>
+          <w:szCs w:val="28"/>
+        </w:rPr>
+        <w:t>ipconfig</w:t>
+      </w:r>
+      <w:proofErr w:type="spellEnd"/>
+      <w:r>
+        <w:rPr>
+          <w:rFonts w:ascii="Times New Roman" w:hAnsi="Times New Roman"/>
+          <w:sz w:val="28"/>
+          <w:szCs w:val="28"/>
+          <w:lang w:val="ru-RU"/>
+        </w:rPr>
+        <w:t xml:space="preserve"> /</w:t>
+      </w:r>
+      <w:r>
+        <w:rPr>
+          <w:rFonts w:ascii="Times New Roman" w:hAnsi="Times New Roman"/>
+          <w:sz w:val="28"/>
+          <w:szCs w:val="28"/>
+        </w:rPr>
+        <w:t>renew</w:t>
+      </w:r>
+      <w:r>
+        <w:rPr>
+          <w:rFonts w:ascii="Times New Roman" w:hAnsi="Times New Roman"/>
+          <w:sz w:val="28"/>
+          <w:szCs w:val="28"/>
+          <w:lang w:val="ru-RU"/>
+        </w:rPr>
+        <w:t xml:space="preserve"> и конфигурированию и указанию всех адресов </w:t>
+      </w:r>
+      <w:proofErr w:type="spellStart"/>
+      <w:r>
+        <w:rPr>
+          <w:rFonts w:ascii="Times New Roman" w:hAnsi="Times New Roman"/>
+          <w:sz w:val="28"/>
+          <w:szCs w:val="28"/>
+        </w:rPr>
+        <w:t>ipconfig</w:t>
+      </w:r>
+      <w:proofErr w:type="spellEnd"/>
+      <w:r>
+        <w:rPr>
+          <w:rFonts w:ascii="Times New Roman" w:hAnsi="Times New Roman"/>
+          <w:sz w:val="28"/>
+          <w:szCs w:val="28"/>
+          <w:lang w:val="ru-RU"/>
+        </w:rPr>
+        <w:t xml:space="preserve"> /</w:t>
+      </w:r>
+      <w:r>
+        <w:rPr>
+          <w:rFonts w:ascii="Times New Roman" w:hAnsi="Times New Roman"/>
+          <w:sz w:val="28"/>
+          <w:szCs w:val="28"/>
+        </w:rPr>
+        <w:t>all</w:t>
+      </w:r>
+      <w:r>
+        <w:rPr>
+          <w:rFonts w:ascii="Times New Roman" w:hAnsi="Times New Roman"/>
+          <w:sz w:val="28"/>
+          <w:szCs w:val="28"/>
+          <w:lang w:val="ru-RU"/>
+        </w:rPr>
+        <w:t>:</w:t>
+      </w:r>
+    </w:p>
+    <w:p>
+      <w:pPr>
+        <w:spacing w:before="120" w:after="120" w:line="276" w:lineRule="auto"/>
+        <w:ind w:firstLine="709"/>
+        <w:rPr>
+          <w:rFonts w:ascii="Times New Roman" w:hAnsi="Times New Roman"/>
+          <w:sz w:val="28"/>
+          <w:szCs w:val="28"/>
           <w:lang w:val="ru-RU"/>
         </w:rPr>
       </w:pPr>
@@ -1552,9 +1890,9 @@
         </w:rPr>
         <w:drawing>
           <wp:inline distT="0" distB="0" distL="0" distR="0">
-            <wp:extent cx="5276850" cy="4171950"/>
-            <wp:effectExtent l="19050" t="0" r="0" b="0"/>
-            <wp:docPr id="5" name="Изображение 6"/>
+            <wp:extent cx="4333996" cy="3864610"/>
+            <wp:effectExtent l="0" t="0" r="0" b="0"/>
+            <wp:docPr id="7" name="Изображение 8"/>
             <wp:cNvGraphicFramePr>
               <a:graphicFrameLocks xmlns:a="http://schemas.openxmlformats.org/drawingml/2006/main" noChangeAspect="1"/>
             </wp:cNvGraphicFramePr>
@@ -1562,13 +1900,13 @@
               <a:graphicData uri="http://schemas.openxmlformats.org/drawingml/2006/picture">
                 <pic:pic xmlns:pic="http://schemas.openxmlformats.org/drawingml/2006/picture">
                   <pic:nvPicPr>
-                    <pic:cNvPr id="0" name="Изображение 6"/>
+                    <pic:cNvPr id="0" name="Изображение 8"/>
                     <pic:cNvPicPr>
                       <a:picLocks noChangeAspect="1" noChangeArrowheads="1"/>
                     </pic:cNvPicPr>
                   </pic:nvPicPr>
                   <pic:blipFill>
-                    <a:blip r:embed="rId9" cstate="print"/>
+                    <a:blip r:embed="rId10" cstate="print"/>
                     <a:srcRect/>
                     <a:stretch>
                       <a:fillRect/>
@@ -1577,7 +1915,7 @@
                   <pic:spPr bwMode="auto">
                     <a:xfrm>
                       <a:off x="0" y="0"/>
-                      <a:ext cx="5276850" cy="4171950"/>
+                      <a:ext cx="4340670" cy="3870561"/>
                     </a:xfrm>
                     <a:prstGeom prst="rect">
                       <a:avLst/>
@@ -1599,125 +1937,844 @@
     </w:p>
     <w:p>
       <w:pPr>
+        <w:spacing w:before="120" w:after="120" w:line="276" w:lineRule="auto"/>
+        <w:ind w:firstLine="709"/>
+        <w:rPr>
+          <w:rFonts w:ascii="Times New Roman" w:hAnsi="Times New Roman"/>
+          <w:sz w:val="28"/>
+          <w:szCs w:val="28"/>
+          <w:lang w:val="ru-RU"/>
+        </w:rPr>
+      </w:pPr>
+    </w:p>
+    <w:p>
+      <w:pPr>
+        <w:spacing w:before="120" w:after="120" w:line="276" w:lineRule="auto"/>
+        <w:ind w:firstLine="709"/>
+        <w:rPr>
+          <w:rFonts w:ascii="Times New Roman" w:hAnsi="Times New Roman"/>
+          <w:sz w:val="28"/>
+          <w:szCs w:val="28"/>
+          <w:lang w:val="ru-RU"/>
+        </w:rPr>
+      </w:pPr>
+    </w:p>
+    <w:p>
+      <w:pPr>
+        <w:spacing w:before="120" w:after="120" w:line="276" w:lineRule="auto"/>
+        <w:ind w:firstLine="709"/>
+        <w:rPr>
+          <w:rFonts w:ascii="Times New Roman" w:hAnsi="Times New Roman"/>
+          <w:sz w:val="28"/>
+          <w:szCs w:val="28"/>
+          <w:lang w:val="ru-RU"/>
+        </w:rPr>
+      </w:pPr>
+    </w:p>
+    <w:p>
+      <w:pPr>
+        <w:spacing w:before="120" w:after="120" w:line="276" w:lineRule="auto"/>
+        <w:ind w:firstLine="709"/>
+        <w:rPr>
+          <w:rFonts w:ascii="Times New Roman" w:hAnsi="Times New Roman"/>
+          <w:sz w:val="28"/>
+          <w:szCs w:val="28"/>
+          <w:lang w:val="ru-RU"/>
+        </w:rPr>
+      </w:pPr>
+    </w:p>
+    <w:p>
+      <w:pPr>
+        <w:spacing w:before="120" w:after="120" w:line="276" w:lineRule="auto"/>
+        <w:ind w:firstLine="709"/>
+        <w:rPr>
+          <w:rFonts w:ascii="Times New Roman" w:hAnsi="Times New Roman"/>
+          <w:sz w:val="28"/>
+          <w:szCs w:val="28"/>
+          <w:lang w:val="ru-RU"/>
+        </w:rPr>
+      </w:pPr>
+    </w:p>
+    <w:p>
+      <w:pPr>
+        <w:spacing w:before="120" w:after="120" w:line="276" w:lineRule="auto"/>
+        <w:ind w:firstLine="709"/>
+        <w:rPr>
+          <w:rFonts w:ascii="Times New Roman" w:hAnsi="Times New Roman"/>
+          <w:sz w:val="28"/>
+          <w:szCs w:val="28"/>
+          <w:lang w:val="ru-RU"/>
+        </w:rPr>
+      </w:pPr>
+    </w:p>
+    <w:p>
+      <w:pPr>
+        <w:spacing w:before="120" w:after="120" w:line="276" w:lineRule="auto"/>
+        <w:ind w:firstLine="709"/>
+        <w:rPr>
+          <w:rFonts w:ascii="Times New Roman" w:hAnsi="Times New Roman"/>
+          <w:sz w:val="28"/>
+          <w:szCs w:val="28"/>
+          <w:lang w:val="ru-RU"/>
+        </w:rPr>
+      </w:pPr>
+    </w:p>
+    <w:p>
+      <w:pPr>
+        <w:spacing w:before="120" w:after="120" w:line="276" w:lineRule="auto"/>
+        <w:ind w:firstLine="709"/>
+        <w:rPr>
+          <w:rFonts w:ascii="Times New Roman" w:hAnsi="Times New Roman"/>
+          <w:sz w:val="28"/>
+          <w:szCs w:val="28"/>
+          <w:lang w:val="ru-RU"/>
+        </w:rPr>
+      </w:pPr>
+    </w:p>
+    <w:p>
+      <w:pPr>
+        <w:spacing w:before="120" w:after="120" w:line="276" w:lineRule="auto"/>
+        <w:ind w:firstLine="709"/>
+        <w:rPr>
+          <w:rFonts w:ascii="Times New Roman" w:hAnsi="Times New Roman"/>
+          <w:sz w:val="28"/>
+          <w:szCs w:val="28"/>
+          <w:lang w:val="ru-RU"/>
+        </w:rPr>
+      </w:pPr>
+    </w:p>
+    <w:p>
+      <w:pPr>
+        <w:spacing w:before="120" w:after="120" w:line="276" w:lineRule="auto"/>
+        <w:ind w:firstLine="709"/>
+        <w:rPr>
+          <w:rFonts w:ascii="Times New Roman" w:hAnsi="Times New Roman"/>
+          <w:sz w:val="28"/>
+          <w:szCs w:val="28"/>
+          <w:lang w:val="ru-RU"/>
+        </w:rPr>
+      </w:pPr>
+    </w:p>
+    <w:p>
+      <w:pPr>
+        <w:spacing w:before="120" w:after="120" w:line="276" w:lineRule="auto"/>
+        <w:ind w:firstLine="709"/>
+        <w:rPr>
+          <w:rFonts w:ascii="Times New Roman" w:hAnsi="Times New Roman"/>
+          <w:sz w:val="28"/>
+          <w:szCs w:val="28"/>
+          <w:lang w:val="ru-RU"/>
+        </w:rPr>
+      </w:pPr>
+    </w:p>
+    <w:p>
+      <w:pPr>
+        <w:spacing w:before="120" w:after="120" w:line="276" w:lineRule="auto"/>
+        <w:ind w:firstLine="709"/>
+        <w:rPr>
+          <w:rFonts w:ascii="Times New Roman" w:hAnsi="Times New Roman"/>
+          <w:sz w:val="28"/>
+          <w:szCs w:val="28"/>
+          <w:lang w:val="ru-RU"/>
+        </w:rPr>
+      </w:pPr>
+      <w:r>
+        <w:rPr>
+          <w:rFonts w:ascii="Times New Roman" w:hAnsi="Times New Roman"/>
+          <w:sz w:val="28"/>
+          <w:szCs w:val="28"/>
+          <w:lang w:val="ru-RU"/>
+        </w:rPr>
+        <w:lastRenderedPageBreak/>
+        <w:t>Ответы на вопросы:</w:t>
+      </w:r>
+    </w:p>
+    <w:p>
+      <w:pPr>
+        <w:spacing w:before="120" w:after="120" w:line="276" w:lineRule="auto"/>
+        <w:ind w:firstLine="709"/>
+        <w:rPr>
+          <w:rFonts w:ascii="Times New Roman" w:hAnsi="Times New Roman"/>
+          <w:sz w:val="28"/>
+          <w:szCs w:val="28"/>
+          <w:lang w:val="ru-RU"/>
+        </w:rPr>
+      </w:pPr>
+      <w:r>
+        <w:rPr>
+          <w:rFonts w:ascii="Times New Roman" w:hAnsi="Times New Roman"/>
+          <w:sz w:val="28"/>
+          <w:szCs w:val="28"/>
+          <w:lang w:val="ru-RU"/>
+        </w:rPr>
+        <w:t xml:space="preserve">1. </w:t>
+      </w:r>
+      <w:proofErr w:type="spellStart"/>
+      <w:r>
+        <w:rPr>
+          <w:rFonts w:ascii="Times New Roman" w:hAnsi="Times New Roman"/>
+          <w:sz w:val="28"/>
+          <w:szCs w:val="28"/>
+          <w:lang w:val="ru-RU"/>
+        </w:rPr>
+        <w:t>Windows</w:t>
+      </w:r>
+      <w:proofErr w:type="spellEnd"/>
+      <w:r>
+        <w:rPr>
+          <w:rFonts w:ascii="Times New Roman" w:hAnsi="Times New Roman"/>
+          <w:sz w:val="28"/>
+          <w:szCs w:val="28"/>
+          <w:lang w:val="ru-RU"/>
+        </w:rPr>
+        <w:t xml:space="preserve"> </w:t>
+      </w:r>
+      <w:proofErr w:type="spellStart"/>
+      <w:r>
+        <w:rPr>
+          <w:rFonts w:ascii="Times New Roman" w:hAnsi="Times New Roman"/>
+          <w:sz w:val="28"/>
+          <w:szCs w:val="28"/>
+          <w:lang w:val="ru-RU"/>
+        </w:rPr>
+        <w:t>Server</w:t>
+      </w:r>
+      <w:proofErr w:type="spellEnd"/>
+      <w:r>
+        <w:rPr>
+          <w:rFonts w:ascii="Times New Roman" w:hAnsi="Times New Roman"/>
+          <w:sz w:val="28"/>
+          <w:szCs w:val="28"/>
+          <w:lang w:val="ru-RU"/>
+        </w:rPr>
+        <w:t xml:space="preserve"> 2003 </w:t>
+      </w:r>
+      <w:proofErr w:type="gramStart"/>
+      <w:r>
+        <w:rPr>
+          <w:rFonts w:ascii="Times New Roman" w:hAnsi="Times New Roman"/>
+          <w:sz w:val="28"/>
+          <w:szCs w:val="28"/>
+          <w:lang w:val="ru-RU"/>
+        </w:rPr>
+        <w:t>популярна</w:t>
+      </w:r>
+      <w:proofErr w:type="gramEnd"/>
+      <w:r>
+        <w:rPr>
+          <w:rFonts w:ascii="Times New Roman" w:hAnsi="Times New Roman"/>
+          <w:sz w:val="28"/>
+          <w:szCs w:val="28"/>
+          <w:lang w:val="ru-RU"/>
+        </w:rPr>
+        <w:t xml:space="preserve"> благодаря стабильности, совместимости с корпоративным ПО и удобным инструментам администрирования.</w:t>
+      </w:r>
+    </w:p>
+    <w:p>
+      <w:pPr>
+        <w:spacing w:before="120" w:after="120" w:line="276" w:lineRule="auto"/>
+        <w:ind w:firstLine="709"/>
+        <w:rPr>
+          <w:rFonts w:ascii="Times New Roman" w:hAnsi="Times New Roman"/>
+          <w:sz w:val="28"/>
+          <w:szCs w:val="28"/>
+          <w:lang w:val="ru-RU"/>
+        </w:rPr>
+      </w:pPr>
+      <w:r>
+        <w:rPr>
+          <w:rFonts w:ascii="Times New Roman" w:hAnsi="Times New Roman"/>
+          <w:sz w:val="28"/>
+          <w:szCs w:val="28"/>
+          <w:lang w:val="ru-RU"/>
+        </w:rPr>
+        <w:t xml:space="preserve">2. Перезагрузить виртуальный компьютер можно через меню ОС (пункт «Перезагрузка») либо с помощью средств гипервизора (в </w:t>
+      </w:r>
+      <w:proofErr w:type="spellStart"/>
+      <w:r>
+        <w:rPr>
+          <w:rFonts w:ascii="Times New Roman" w:hAnsi="Times New Roman"/>
+          <w:sz w:val="28"/>
+          <w:szCs w:val="28"/>
+          <w:lang w:val="ru-RU"/>
+        </w:rPr>
+        <w:t>VirtualBox</w:t>
+      </w:r>
+      <w:proofErr w:type="gramStart"/>
+      <w:r>
+        <w:rPr>
+          <w:rFonts w:ascii="Times New Roman" w:hAnsi="Times New Roman"/>
+          <w:sz w:val="28"/>
+          <w:szCs w:val="28"/>
+          <w:lang w:val="ru-RU"/>
+        </w:rPr>
+        <w:t>кнопка</w:t>
+      </w:r>
+      <w:proofErr w:type="spellEnd"/>
+      <w:proofErr w:type="gramEnd"/>
+      <w:r>
+        <w:rPr>
+          <w:rFonts w:ascii="Times New Roman" w:hAnsi="Times New Roman"/>
+          <w:sz w:val="28"/>
+          <w:szCs w:val="28"/>
+          <w:lang w:val="ru-RU"/>
+        </w:rPr>
+        <w:t xml:space="preserve"> «</w:t>
+      </w:r>
+      <w:proofErr w:type="spellStart"/>
+      <w:r>
+        <w:rPr>
+          <w:rFonts w:ascii="Times New Roman" w:hAnsi="Times New Roman"/>
+          <w:sz w:val="28"/>
+          <w:szCs w:val="28"/>
+          <w:lang w:val="ru-RU"/>
+        </w:rPr>
+        <w:t>Reset</w:t>
+      </w:r>
+      <w:proofErr w:type="spellEnd"/>
+      <w:r>
+        <w:rPr>
+          <w:rFonts w:ascii="Times New Roman" w:hAnsi="Times New Roman"/>
+          <w:sz w:val="28"/>
+          <w:szCs w:val="28"/>
+          <w:lang w:val="ru-RU"/>
+        </w:rPr>
+        <w:t>» или команда перезагрузки в интерфейсе).</w:t>
+      </w:r>
+    </w:p>
+    <w:p>
+      <w:pPr>
+        <w:spacing w:before="120" w:after="120" w:line="276" w:lineRule="auto"/>
+        <w:ind w:firstLine="709"/>
+        <w:rPr>
+          <w:rFonts w:ascii="Times New Roman" w:hAnsi="Times New Roman"/>
+          <w:sz w:val="28"/>
+          <w:szCs w:val="28"/>
+          <w:lang w:val="ru-RU"/>
+        </w:rPr>
+      </w:pPr>
+      <w:r>
+        <w:rPr>
+          <w:rFonts w:ascii="Times New Roman" w:hAnsi="Times New Roman"/>
+          <w:sz w:val="28"/>
+          <w:szCs w:val="28"/>
+          <w:lang w:val="ru-RU"/>
+        </w:rPr>
+        <w:t>3. Служба каталогов (</w:t>
+      </w:r>
+      <w:proofErr w:type="spellStart"/>
+      <w:r>
+        <w:rPr>
+          <w:rFonts w:ascii="Times New Roman" w:hAnsi="Times New Roman"/>
+          <w:sz w:val="28"/>
+          <w:szCs w:val="28"/>
+          <w:lang w:val="ru-RU"/>
+        </w:rPr>
+        <w:t>directory</w:t>
+      </w:r>
+      <w:proofErr w:type="spellEnd"/>
+      <w:r>
+        <w:rPr>
+          <w:rFonts w:ascii="Times New Roman" w:hAnsi="Times New Roman"/>
+          <w:sz w:val="28"/>
+          <w:szCs w:val="28"/>
+          <w:lang w:val="ru-RU"/>
+        </w:rPr>
+        <w:t xml:space="preserve"> </w:t>
+      </w:r>
+      <w:proofErr w:type="spellStart"/>
+      <w:r>
+        <w:rPr>
+          <w:rFonts w:ascii="Times New Roman" w:hAnsi="Times New Roman"/>
+          <w:sz w:val="28"/>
+          <w:szCs w:val="28"/>
+          <w:lang w:val="ru-RU"/>
+        </w:rPr>
+        <w:t>service</w:t>
+      </w:r>
+      <w:proofErr w:type="spellEnd"/>
+      <w:r>
+        <w:rPr>
+          <w:rFonts w:ascii="Times New Roman" w:hAnsi="Times New Roman"/>
+          <w:sz w:val="28"/>
+          <w:szCs w:val="28"/>
+          <w:lang w:val="ru-RU"/>
+        </w:rPr>
+        <w:t xml:space="preserve">) </w:t>
+      </w:r>
+      <w:r>
+        <w:rPr>
+          <w:rFonts w:ascii="Times New Roman" w:hAnsi="Times New Roman"/>
+          <w:sz w:val="28"/>
+          <w:szCs w:val="28"/>
+          <w:lang w:val="ru-RU"/>
+        </w:rPr>
+        <w:t>-</w:t>
+      </w:r>
+      <w:r>
+        <w:rPr>
+          <w:rFonts w:ascii="Times New Roman" w:hAnsi="Times New Roman"/>
+          <w:sz w:val="28"/>
+          <w:szCs w:val="28"/>
+          <w:lang w:val="ru-RU"/>
+        </w:rPr>
+        <w:t xml:space="preserve"> система, хранящая, организующая и предоставляющая доступ к информации о ресурсах сети в централизованном виде (</w:t>
+      </w:r>
+      <w:proofErr w:type="spellStart"/>
+      <w:r>
+        <w:rPr>
+          <w:rFonts w:ascii="Times New Roman" w:hAnsi="Times New Roman"/>
+          <w:sz w:val="28"/>
+          <w:szCs w:val="28"/>
+          <w:lang w:val="ru-RU"/>
+        </w:rPr>
+        <w:t>Active</w:t>
+      </w:r>
+      <w:proofErr w:type="spellEnd"/>
+      <w:r>
+        <w:rPr>
+          <w:rFonts w:ascii="Times New Roman" w:hAnsi="Times New Roman"/>
+          <w:sz w:val="28"/>
+          <w:szCs w:val="28"/>
+          <w:lang w:val="ru-RU"/>
+        </w:rPr>
+        <w:t xml:space="preserve"> </w:t>
+      </w:r>
+      <w:proofErr w:type="spellStart"/>
+      <w:r>
+        <w:rPr>
+          <w:rFonts w:ascii="Times New Roman" w:hAnsi="Times New Roman"/>
+          <w:sz w:val="28"/>
+          <w:szCs w:val="28"/>
+          <w:lang w:val="ru-RU"/>
+        </w:rPr>
+        <w:t>Directory</w:t>
+      </w:r>
+      <w:proofErr w:type="spellEnd"/>
+      <w:r>
+        <w:rPr>
+          <w:rFonts w:ascii="Times New Roman" w:hAnsi="Times New Roman"/>
+          <w:sz w:val="28"/>
+          <w:szCs w:val="28"/>
+          <w:lang w:val="ru-RU"/>
+        </w:rPr>
+        <w:t>).</w:t>
+      </w:r>
+    </w:p>
+    <w:p>
+      <w:pPr>
+        <w:spacing w:before="120" w:after="120" w:line="276" w:lineRule="auto"/>
+        <w:ind w:firstLine="709"/>
+        <w:rPr>
+          <w:rFonts w:ascii="Times New Roman" w:hAnsi="Times New Roman"/>
+          <w:sz w:val="28"/>
+          <w:szCs w:val="28"/>
+          <w:lang w:val="ru-RU"/>
+        </w:rPr>
+      </w:pPr>
+      <w:r>
+        <w:rPr>
+          <w:rFonts w:ascii="Times New Roman" w:hAnsi="Times New Roman"/>
+          <w:sz w:val="28"/>
+          <w:szCs w:val="28"/>
+          <w:lang w:val="ru-RU"/>
+        </w:rPr>
+        <w:t>4. Этапы присвоения IP адреса:</w:t>
+      </w:r>
+    </w:p>
+    <w:p>
+      <w:pPr>
+        <w:spacing w:before="120" w:after="120" w:line="276" w:lineRule="auto"/>
+        <w:ind w:firstLine="709"/>
+        <w:rPr>
+          <w:rFonts w:ascii="Times New Roman" w:hAnsi="Times New Roman"/>
+          <w:sz w:val="28"/>
+          <w:szCs w:val="28"/>
+          <w:lang w:val="ru-RU"/>
+        </w:rPr>
+      </w:pPr>
+      <w:r>
+        <w:rPr>
+          <w:rFonts w:ascii="Times New Roman" w:hAnsi="Times New Roman"/>
+          <w:sz w:val="28"/>
+          <w:szCs w:val="28"/>
+          <w:lang w:val="ru-RU"/>
+        </w:rPr>
+        <w:t xml:space="preserve">- </w:t>
+      </w:r>
+      <w:r>
+        <w:rPr>
+          <w:rFonts w:ascii="Times New Roman" w:hAnsi="Times New Roman"/>
+          <w:sz w:val="28"/>
+          <w:szCs w:val="28"/>
+          <w:lang w:val="ru-RU"/>
+        </w:rPr>
+        <w:t>обнаружение (</w:t>
+      </w:r>
+      <w:proofErr w:type="spellStart"/>
+      <w:r>
+        <w:rPr>
+          <w:rFonts w:ascii="Times New Roman" w:hAnsi="Times New Roman"/>
+          <w:sz w:val="28"/>
+          <w:szCs w:val="28"/>
+          <w:lang w:val="ru-RU"/>
+        </w:rPr>
+        <w:t>Discovery</w:t>
+      </w:r>
+      <w:proofErr w:type="spellEnd"/>
+      <w:r>
+        <w:rPr>
+          <w:rFonts w:ascii="Times New Roman" w:hAnsi="Times New Roman"/>
+          <w:sz w:val="28"/>
+          <w:szCs w:val="28"/>
+          <w:lang w:val="ru-RU"/>
+        </w:rPr>
+        <w:t xml:space="preserve">), </w:t>
+      </w:r>
+    </w:p>
+    <w:p>
+      <w:pPr>
+        <w:spacing w:before="120" w:after="120" w:line="276" w:lineRule="auto"/>
+        <w:ind w:firstLine="709"/>
+        <w:rPr>
+          <w:rFonts w:ascii="Times New Roman" w:hAnsi="Times New Roman"/>
+          <w:sz w:val="28"/>
+          <w:szCs w:val="28"/>
+          <w:lang w:val="ru-RU"/>
+        </w:rPr>
+      </w:pPr>
+      <w:r>
+        <w:rPr>
+          <w:rFonts w:ascii="Times New Roman" w:hAnsi="Times New Roman"/>
+          <w:sz w:val="28"/>
+          <w:szCs w:val="28"/>
+          <w:lang w:val="ru-RU"/>
+        </w:rPr>
+        <w:t xml:space="preserve">- </w:t>
+      </w:r>
+      <w:r>
+        <w:rPr>
+          <w:rFonts w:ascii="Times New Roman" w:hAnsi="Times New Roman"/>
+          <w:sz w:val="28"/>
+          <w:szCs w:val="28"/>
+          <w:lang w:val="ru-RU"/>
+        </w:rPr>
+        <w:t>предложение (</w:t>
+      </w:r>
+      <w:proofErr w:type="spellStart"/>
+      <w:r>
+        <w:rPr>
+          <w:rFonts w:ascii="Times New Roman" w:hAnsi="Times New Roman"/>
+          <w:sz w:val="28"/>
+          <w:szCs w:val="28"/>
+          <w:lang w:val="ru-RU"/>
+        </w:rPr>
+        <w:t>Offer</w:t>
+      </w:r>
+      <w:proofErr w:type="spellEnd"/>
+      <w:r>
+        <w:rPr>
+          <w:rFonts w:ascii="Times New Roman" w:hAnsi="Times New Roman"/>
+          <w:sz w:val="28"/>
+          <w:szCs w:val="28"/>
+          <w:lang w:val="ru-RU"/>
+        </w:rPr>
+        <w:t xml:space="preserve">), </w:t>
+      </w:r>
+    </w:p>
+    <w:p>
+      <w:pPr>
+        <w:spacing w:before="120" w:after="120" w:line="276" w:lineRule="auto"/>
+        <w:ind w:firstLine="709"/>
+        <w:rPr>
+          <w:rFonts w:ascii="Times New Roman" w:hAnsi="Times New Roman"/>
+          <w:sz w:val="28"/>
+          <w:szCs w:val="28"/>
+          <w:lang w:val="ru-RU"/>
+        </w:rPr>
+      </w:pPr>
+      <w:r>
+        <w:rPr>
+          <w:rFonts w:ascii="Times New Roman" w:hAnsi="Times New Roman"/>
+          <w:sz w:val="28"/>
+          <w:szCs w:val="28"/>
+          <w:lang w:val="ru-RU"/>
+        </w:rPr>
+        <w:t xml:space="preserve">- </w:t>
+      </w:r>
+      <w:r>
+        <w:rPr>
+          <w:rFonts w:ascii="Times New Roman" w:hAnsi="Times New Roman"/>
+          <w:sz w:val="28"/>
+          <w:szCs w:val="28"/>
+          <w:lang w:val="ru-RU"/>
+        </w:rPr>
+        <w:t>запрос (</w:t>
+      </w:r>
+      <w:proofErr w:type="spellStart"/>
+      <w:r>
+        <w:rPr>
+          <w:rFonts w:ascii="Times New Roman" w:hAnsi="Times New Roman"/>
+          <w:sz w:val="28"/>
+          <w:szCs w:val="28"/>
+          <w:lang w:val="ru-RU"/>
+        </w:rPr>
+        <w:t>Request</w:t>
+      </w:r>
+      <w:proofErr w:type="spellEnd"/>
+      <w:r>
+        <w:rPr>
+          <w:rFonts w:ascii="Times New Roman" w:hAnsi="Times New Roman"/>
+          <w:sz w:val="28"/>
+          <w:szCs w:val="28"/>
+          <w:lang w:val="ru-RU"/>
+        </w:rPr>
+        <w:t xml:space="preserve">), </w:t>
+      </w:r>
+    </w:p>
+    <w:p>
+      <w:pPr>
+        <w:spacing w:before="120" w:after="120" w:line="276" w:lineRule="auto"/>
+        <w:ind w:firstLine="709"/>
+        <w:rPr>
+          <w:rFonts w:ascii="Times New Roman" w:hAnsi="Times New Roman"/>
+          <w:sz w:val="28"/>
+          <w:szCs w:val="28"/>
+          <w:lang w:val="ru-RU"/>
+        </w:rPr>
+      </w:pPr>
+      <w:r>
+        <w:rPr>
+          <w:rFonts w:ascii="Times New Roman" w:hAnsi="Times New Roman"/>
+          <w:sz w:val="28"/>
+          <w:szCs w:val="28"/>
+          <w:lang w:val="ru-RU"/>
+        </w:rPr>
+        <w:t xml:space="preserve">- </w:t>
+      </w:r>
+      <w:r>
+        <w:rPr>
+          <w:rFonts w:ascii="Times New Roman" w:hAnsi="Times New Roman"/>
+          <w:sz w:val="28"/>
+          <w:szCs w:val="28"/>
+          <w:lang w:val="ru-RU"/>
+        </w:rPr>
+        <w:t>подтверждение (</w:t>
+      </w:r>
+      <w:proofErr w:type="spellStart"/>
+      <w:r>
+        <w:rPr>
+          <w:rFonts w:ascii="Times New Roman" w:hAnsi="Times New Roman"/>
+          <w:sz w:val="28"/>
+          <w:szCs w:val="28"/>
+          <w:lang w:val="ru-RU"/>
+        </w:rPr>
+        <w:t>Acknowledge</w:t>
+      </w:r>
+      <w:proofErr w:type="spellEnd"/>
+      <w:r>
+        <w:rPr>
+          <w:rFonts w:ascii="Times New Roman" w:hAnsi="Times New Roman"/>
+          <w:sz w:val="28"/>
+          <w:szCs w:val="28"/>
+          <w:lang w:val="ru-RU"/>
+        </w:rPr>
+        <w:t>) в случае DHCP; либо ручная настройка статического адреса администратором.</w:t>
+      </w:r>
+    </w:p>
+    <w:p>
+      <w:pPr>
+        <w:spacing w:before="120" w:after="120" w:line="276" w:lineRule="auto"/>
+        <w:ind w:firstLine="709"/>
+        <w:rPr>
+          <w:rFonts w:ascii="Times New Roman" w:hAnsi="Times New Roman"/>
+          <w:sz w:val="28"/>
+          <w:szCs w:val="28"/>
+          <w:lang w:val="ru-RU"/>
+        </w:rPr>
+      </w:pPr>
+    </w:p>
+    <w:p>
+      <w:pPr>
+        <w:jc w:val="center"/>
         <w:rPr>
           <w:sz w:val="2"/>
           <w:lang w:val="ru-RU"/>
         </w:rPr>
       </w:pPr>
-      <w:r>
-        <w:rPr>
-          <w:noProof/>
+    </w:p>
+    <w:p>
+      <w:pPr>
+        <w:jc w:val="center"/>
+        <w:rPr>
           <w:sz w:val="2"/>
-          <w:lang w:val="ru-RU" w:eastAsia="ru-RU"/>
-        </w:rPr>
-        <w:lastRenderedPageBreak/>
-        <w:drawing>
-          <wp:inline distT="0" distB="0" distL="0" distR="0">
-            <wp:extent cx="5276850" cy="4552950"/>
-            <wp:effectExtent l="19050" t="0" r="0" b="0"/>
-            <wp:docPr id="6" name="Изображение 7"/>
-            <wp:cNvGraphicFramePr>
-              <a:graphicFrameLocks xmlns:a="http://schemas.openxmlformats.org/drawingml/2006/main" noChangeAspect="1"/>
-            </wp:cNvGraphicFramePr>
-            <a:graphic xmlns:a="http://schemas.openxmlformats.org/drawingml/2006/main">
-              <a:graphicData uri="http://schemas.openxmlformats.org/drawingml/2006/picture">
-                <pic:pic xmlns:pic="http://schemas.openxmlformats.org/drawingml/2006/picture">
-                  <pic:nvPicPr>
-                    <pic:cNvPr id="0" name="Изображение 7"/>
-                    <pic:cNvPicPr>
-                      <a:picLocks noChangeAspect="1" noChangeArrowheads="1"/>
-                    </pic:cNvPicPr>
-                  </pic:nvPicPr>
-                  <pic:blipFill>
-                    <a:blip r:embed="rId10" cstate="print"/>
-                    <a:srcRect/>
-                    <a:stretch>
-                      <a:fillRect/>
-                    </a:stretch>
-                  </pic:blipFill>
-                  <pic:spPr bwMode="auto">
-                    <a:xfrm>
-                      <a:off x="0" y="0"/>
-                      <a:ext cx="5276850" cy="4552950"/>
-                    </a:xfrm>
-                    <a:prstGeom prst="rect">
-                      <a:avLst/>
-                    </a:prstGeom>
-                    <a:noFill/>
-                    <a:ln w="9525">
-                      <a:noFill/>
-                      <a:miter lim="800000"/>
-                      <a:headEnd/>
-                      <a:tailEnd/>
-                    </a:ln>
-                  </pic:spPr>
-                </pic:pic>
-              </a:graphicData>
-            </a:graphic>
-          </wp:inline>
-        </w:drawing>
-      </w:r>
-    </w:p>
-    <w:p>
-      <w:pPr>
+          <w:lang w:val="ru-RU"/>
+        </w:rPr>
+      </w:pPr>
+    </w:p>
+    <w:p>
+      <w:pPr>
+        <w:jc w:val="center"/>
         <w:rPr>
           <w:sz w:val="2"/>
           <w:lang w:val="ru-RU"/>
         </w:rPr>
       </w:pPr>
-      <w:r>
-        <w:rPr>
-          <w:noProof/>
+    </w:p>
+    <w:p>
+      <w:pPr>
+        <w:jc w:val="center"/>
+        <w:rPr>
           <w:sz w:val="2"/>
-          <w:lang w:val="ru-RU" w:eastAsia="ru-RU"/>
-        </w:rPr>
-        <w:lastRenderedPageBreak/>
-        <w:drawing>
-          <wp:inline distT="0" distB="0" distL="0" distR="0">
-            <wp:extent cx="5276850" cy="4705350"/>
-            <wp:effectExtent l="19050" t="0" r="0" b="0"/>
-            <wp:docPr id="7" name="Изображение 8"/>
-            <wp:cNvGraphicFramePr>
-              <a:graphicFrameLocks xmlns:a="http://schemas.openxmlformats.org/drawingml/2006/main" noChangeAspect="1"/>
-            </wp:cNvGraphicFramePr>
-            <a:graphic xmlns:a="http://schemas.openxmlformats.org/drawingml/2006/main">
-              <a:graphicData uri="http://schemas.openxmlformats.org/drawingml/2006/picture">
-                <pic:pic xmlns:pic="http://schemas.openxmlformats.org/drawingml/2006/picture">
-                  <pic:nvPicPr>
-                    <pic:cNvPr id="0" name="Изображение 8"/>
-                    <pic:cNvPicPr>
-                      <a:picLocks noChangeAspect="1" noChangeArrowheads="1"/>
-                    </pic:cNvPicPr>
-                  </pic:nvPicPr>
-                  <pic:blipFill>
-                    <a:blip r:embed="rId11" cstate="print"/>
-                    <a:srcRect/>
-                    <a:stretch>
-                      <a:fillRect/>
-                    </a:stretch>
-                  </pic:blipFill>
-                  <pic:spPr bwMode="auto">
-                    <a:xfrm>
-                      <a:off x="0" y="0"/>
-                      <a:ext cx="5276850" cy="4705350"/>
-                    </a:xfrm>
-                    <a:prstGeom prst="rect">
-                      <a:avLst/>
-                    </a:prstGeom>
-                    <a:noFill/>
-                    <a:ln w="9525">
-                      <a:noFill/>
-                      <a:miter lim="800000"/>
-                      <a:headEnd/>
-                      <a:tailEnd/>
-                    </a:ln>
-                  </pic:spPr>
-                </pic:pic>
-              </a:graphicData>
-            </a:graphic>
-          </wp:inline>
-        </w:drawing>
-      </w:r>
+          <w:lang w:val="ru-RU"/>
+        </w:rPr>
+      </w:pPr>
+    </w:p>
+    <w:p>
+      <w:pPr>
+        <w:jc w:val="center"/>
+        <w:rPr>
+          <w:sz w:val="2"/>
+          <w:lang w:val="ru-RU"/>
+        </w:rPr>
+      </w:pPr>
+    </w:p>
+    <w:p>
+      <w:pPr>
+        <w:jc w:val="center"/>
+        <w:rPr>
+          <w:sz w:val="2"/>
+          <w:lang w:val="ru-RU"/>
+        </w:rPr>
+      </w:pPr>
+    </w:p>
+    <w:p>
+      <w:pPr>
+        <w:jc w:val="center"/>
+        <w:rPr>
+          <w:sz w:val="2"/>
+          <w:lang w:val="ru-RU"/>
+        </w:rPr>
+      </w:pPr>
+    </w:p>
+    <w:p>
+      <w:pPr>
+        <w:jc w:val="center"/>
+        <w:rPr>
+          <w:sz w:val="2"/>
+          <w:lang w:val="ru-RU"/>
+        </w:rPr>
+      </w:pPr>
+    </w:p>
+    <w:p>
+      <w:pPr>
+        <w:jc w:val="center"/>
+        <w:rPr>
+          <w:sz w:val="2"/>
+          <w:lang w:val="ru-RU"/>
+        </w:rPr>
+      </w:pPr>
+    </w:p>
+    <w:p>
+      <w:pPr>
+        <w:jc w:val="center"/>
+        <w:rPr>
+          <w:sz w:val="2"/>
+          <w:lang w:val="ru-RU"/>
+        </w:rPr>
+      </w:pPr>
+    </w:p>
+    <w:p>
+      <w:pPr>
+        <w:jc w:val="center"/>
+        <w:rPr>
+          <w:sz w:val="2"/>
+          <w:lang w:val="ru-RU"/>
+        </w:rPr>
+      </w:pPr>
+    </w:p>
+    <w:p>
+      <w:pPr>
+        <w:jc w:val="center"/>
+        <w:rPr>
+          <w:sz w:val="2"/>
+          <w:lang w:val="ru-RU"/>
+        </w:rPr>
+      </w:pPr>
+    </w:p>
+    <w:p>
+      <w:pPr>
+        <w:jc w:val="center"/>
+        <w:rPr>
+          <w:sz w:val="2"/>
+          <w:lang w:val="ru-RU"/>
+        </w:rPr>
+      </w:pPr>
+    </w:p>
+    <w:p>
+      <w:pPr>
+        <w:rPr>
+          <w:sz w:val="2"/>
+          <w:lang w:val="ru-RU"/>
+        </w:rPr>
+      </w:pPr>
+    </w:p>
+    <w:p>
+      <w:pPr>
+        <w:rPr>
+          <w:sz w:val="2"/>
+          <w:lang w:val="ru-RU"/>
+        </w:rPr>
+      </w:pPr>
+    </w:p>
+    <w:p>
+      <w:pPr>
+        <w:jc w:val="center"/>
+        <w:rPr>
+          <w:sz w:val="2"/>
+          <w:lang w:val="ru-RU"/>
+        </w:rPr>
+      </w:pPr>
+    </w:p>
+    <w:p>
+      <w:pPr>
+        <w:rPr>
+          <w:sz w:val="2"/>
+          <w:lang w:val="ru-RU"/>
+        </w:rPr>
+      </w:pPr>
+    </w:p>
+    <w:p>
+      <w:pPr>
+        <w:rPr>
+          <w:sz w:val="2"/>
+          <w:lang w:val="ru-RU"/>
+        </w:rPr>
+      </w:pPr>
+    </w:p>
+    <w:p>
+      <w:pPr>
+        <w:rPr>
+          <w:sz w:val="2"/>
+          <w:lang w:val="ru-RU"/>
+        </w:rPr>
+      </w:pPr>
+    </w:p>
+    <w:p>
+      <w:pPr>
+        <w:rPr>
+          <w:sz w:val="2"/>
+          <w:lang w:val="ru-RU"/>
+        </w:rPr>
+      </w:pPr>
+    </w:p>
+    <w:p>
+      <w:pPr>
+        <w:rPr>
+          <w:sz w:val="2"/>
+          <w:lang w:val="ru-RU"/>
+        </w:rPr>
+      </w:pPr>
     </w:p>
     <w:sectPr>
       <w:pgSz w:w="11906" w:h="16838"/>
@@ -1727,6 +2784,127 @@
     </w:sectPr>
   </w:body>
 </w:document>
+</file>
+
+<file path=word/numbering.xml><?xml version="1.0" encoding="utf-8"?>
+<w:numbering xmlns:ve="http://schemas.openxmlformats.org/markup-compatibility/2006" xmlns:o="urn:schemas-microsoft-com:office:office" xmlns:r="http://schemas.openxmlformats.org/officeDocument/2006/relationships" xmlns:m="http://schemas.openxmlformats.org/officeDocument/2006/math" xmlns:v="urn:schemas-microsoft-com:vml" xmlns:wp="http://schemas.openxmlformats.org/drawingml/2006/wordprocessingDrawing" xmlns:w10="urn:schemas-microsoft-com:office:word" xmlns:w="http://schemas.openxmlformats.org/wordprocessingml/2006/main" xmlns:wne="http://schemas.microsoft.com/office/word/2006/wordml">
+  <w:abstractNum w:abstractNumId="0">
+    <w:nsid w:val="36837B8C"/>
+    <w:multiLevelType w:val="multilevel"/>
+    <w:tmpl w:val="0D9A288C"/>
+    <w:lvl w:ilvl="0">
+      <w:start w:val="1"/>
+      <w:numFmt w:val="decimal"/>
+      <w:lvlText w:val="%1."/>
+      <w:lvlJc w:val="left"/>
+      <w:pPr>
+        <w:tabs>
+          <w:tab w:val="num" w:pos="720"/>
+        </w:tabs>
+        <w:ind w:left="720" w:hanging="360"/>
+      </w:pPr>
+    </w:lvl>
+    <w:lvl w:ilvl="1" w:tentative="1">
+      <w:start w:val="1"/>
+      <w:numFmt w:val="decimal"/>
+      <w:lvlText w:val="%2."/>
+      <w:lvlJc w:val="left"/>
+      <w:pPr>
+        <w:tabs>
+          <w:tab w:val="num" w:pos="1440"/>
+        </w:tabs>
+        <w:ind w:left="1440" w:hanging="360"/>
+      </w:pPr>
+    </w:lvl>
+    <w:lvl w:ilvl="2" w:tentative="1">
+      <w:start w:val="1"/>
+      <w:numFmt w:val="decimal"/>
+      <w:lvlText w:val="%3."/>
+      <w:lvlJc w:val="left"/>
+      <w:pPr>
+        <w:tabs>
+          <w:tab w:val="num" w:pos="2160"/>
+        </w:tabs>
+        <w:ind w:left="2160" w:hanging="360"/>
+      </w:pPr>
+    </w:lvl>
+    <w:lvl w:ilvl="3" w:tentative="1">
+      <w:start w:val="1"/>
+      <w:numFmt w:val="decimal"/>
+      <w:lvlText w:val="%4."/>
+      <w:lvlJc w:val="left"/>
+      <w:pPr>
+        <w:tabs>
+          <w:tab w:val="num" w:pos="2880"/>
+        </w:tabs>
+        <w:ind w:left="2880" w:hanging="360"/>
+      </w:pPr>
+    </w:lvl>
+    <w:lvl w:ilvl="4" w:tentative="1">
+      <w:start w:val="1"/>
+      <w:numFmt w:val="decimal"/>
+      <w:lvlText w:val="%5."/>
+      <w:lvlJc w:val="left"/>
+      <w:pPr>
+        <w:tabs>
+          <w:tab w:val="num" w:pos="3600"/>
+        </w:tabs>
+        <w:ind w:left="3600" w:hanging="360"/>
+      </w:pPr>
+    </w:lvl>
+    <w:lvl w:ilvl="5" w:tentative="1">
+      <w:start w:val="1"/>
+      <w:numFmt w:val="decimal"/>
+      <w:lvlText w:val="%6."/>
+      <w:lvlJc w:val="left"/>
+      <w:pPr>
+        <w:tabs>
+          <w:tab w:val="num" w:pos="4320"/>
+        </w:tabs>
+        <w:ind w:left="4320" w:hanging="360"/>
+      </w:pPr>
+    </w:lvl>
+    <w:lvl w:ilvl="6" w:tentative="1">
+      <w:start w:val="1"/>
+      <w:numFmt w:val="decimal"/>
+      <w:lvlText w:val="%7."/>
+      <w:lvlJc w:val="left"/>
+      <w:pPr>
+        <w:tabs>
+          <w:tab w:val="num" w:pos="5040"/>
+        </w:tabs>
+        <w:ind w:left="5040" w:hanging="360"/>
+      </w:pPr>
+    </w:lvl>
+    <w:lvl w:ilvl="7" w:tentative="1">
+      <w:start w:val="1"/>
+      <w:numFmt w:val="decimal"/>
+      <w:lvlText w:val="%8."/>
+      <w:lvlJc w:val="left"/>
+      <w:pPr>
+        <w:tabs>
+          <w:tab w:val="num" w:pos="5760"/>
+        </w:tabs>
+        <w:ind w:left="5760" w:hanging="360"/>
+      </w:pPr>
+    </w:lvl>
+    <w:lvl w:ilvl="8" w:tentative="1">
+      <w:start w:val="1"/>
+      <w:numFmt w:val="decimal"/>
+      <w:lvlText w:val="%9."/>
+      <w:lvlJc w:val="left"/>
+      <w:pPr>
+        <w:tabs>
+          <w:tab w:val="num" w:pos="6480"/>
+        </w:tabs>
+        <w:ind w:left="6480" w:hanging="360"/>
+      </w:pPr>
+    </w:lvl>
+  </w:abstractNum>
+  <w:num w:numId="1">
+    <w:abstractNumId w:val="0"/>
+  </w:num>
+</w:numbering>
 </file>
 
 <file path=word/styles.xml><?xml version="1.0" encoding="utf-8"?>
@@ -1759,115 +2937,158 @@
     <w:lsdException w:name="Emphasis" w:qFormat="1"/>
     <w:lsdException w:name="HTML Top of Form" w:semiHidden="1" w:uiPriority="99" w:unhideWhenUsed="1"/>
     <w:lsdException w:name="HTML Bottom of Form" w:semiHidden="1" w:uiPriority="99" w:unhideWhenUsed="1"/>
-    <w:lsdException w:name="Normal Table" w:semiHidden="1"/>
+    <w:lsdException w:name="Normal Table" w:semiHidden="1" w:unhideWhenUsed="1"/>
     <w:lsdException w:name="No List" w:semiHidden="1" w:uiPriority="99" w:unhideWhenUsed="1"/>
     <w:lsdException w:name="Outline List 1" w:semiHidden="1" w:uiPriority="99" w:unhideWhenUsed="1"/>
     <w:lsdException w:name="Outline List 2" w:semiHidden="1" w:uiPriority="99" w:unhideWhenUsed="1"/>
     <w:lsdException w:name="Outline List 3" w:semiHidden="1" w:uiPriority="99" w:unhideWhenUsed="1"/>
+    <w:lsdException w:name="Table Simple 1" w:semiHidden="1" w:unhideWhenUsed="1"/>
+    <w:lsdException w:name="Table Simple 2" w:semiHidden="1" w:unhideWhenUsed="1"/>
+    <w:lsdException w:name="Table Simple 3" w:semiHidden="1" w:unhideWhenUsed="1"/>
+    <w:lsdException w:name="Table Classic 1" w:semiHidden="1" w:unhideWhenUsed="1"/>
+    <w:lsdException w:name="Table Classic 2" w:semiHidden="1" w:unhideWhenUsed="1"/>
+    <w:lsdException w:name="Table Classic 3" w:semiHidden="1" w:unhideWhenUsed="1"/>
+    <w:lsdException w:name="Table Classic 4" w:semiHidden="1" w:unhideWhenUsed="1"/>
+    <w:lsdException w:name="Table Colorful 1" w:semiHidden="1" w:unhideWhenUsed="1"/>
+    <w:lsdException w:name="Table Colorful 2" w:semiHidden="1" w:unhideWhenUsed="1"/>
+    <w:lsdException w:name="Table Colorful 3" w:semiHidden="1" w:unhideWhenUsed="1"/>
+    <w:lsdException w:name="Table Columns 1" w:semiHidden="1" w:unhideWhenUsed="1"/>
+    <w:lsdException w:name="Table Columns 2" w:semiHidden="1" w:unhideWhenUsed="1"/>
+    <w:lsdException w:name="Table Columns 3" w:semiHidden="1" w:unhideWhenUsed="1"/>
+    <w:lsdException w:name="Table Columns 4" w:semiHidden="1" w:unhideWhenUsed="1"/>
+    <w:lsdException w:name="Table Columns 5" w:semiHidden="1" w:unhideWhenUsed="1"/>
+    <w:lsdException w:name="Table Grid 1" w:semiHidden="1" w:unhideWhenUsed="1"/>
+    <w:lsdException w:name="Table Grid 2" w:semiHidden="1" w:unhideWhenUsed="1"/>
+    <w:lsdException w:name="Table Grid 3" w:semiHidden="1" w:unhideWhenUsed="1"/>
+    <w:lsdException w:name="Table Grid 4" w:semiHidden="1" w:unhideWhenUsed="1"/>
+    <w:lsdException w:name="Table Grid 5" w:semiHidden="1" w:unhideWhenUsed="1"/>
+    <w:lsdException w:name="Table Grid 6" w:semiHidden="1" w:unhideWhenUsed="1"/>
+    <w:lsdException w:name="Table Grid 7" w:semiHidden="1" w:unhideWhenUsed="1"/>
+    <w:lsdException w:name="Table Grid 8" w:semiHidden="1" w:unhideWhenUsed="1"/>
+    <w:lsdException w:name="Table List 1" w:semiHidden="1" w:unhideWhenUsed="1"/>
+    <w:lsdException w:name="Table List 2" w:semiHidden="1" w:unhideWhenUsed="1"/>
+    <w:lsdException w:name="Table List 3" w:semiHidden="1" w:unhideWhenUsed="1"/>
+    <w:lsdException w:name="Table List 4" w:semiHidden="1" w:unhideWhenUsed="1"/>
+    <w:lsdException w:name="Table List 5" w:semiHidden="1" w:unhideWhenUsed="1"/>
+    <w:lsdException w:name="Table List 6" w:semiHidden="1" w:unhideWhenUsed="1"/>
+    <w:lsdException w:name="Table List 7" w:semiHidden="1" w:unhideWhenUsed="1"/>
+    <w:lsdException w:name="Table List 8" w:semiHidden="1" w:unhideWhenUsed="1"/>
+    <w:lsdException w:name="Table 3D effects 1" w:semiHidden="1" w:unhideWhenUsed="1"/>
+    <w:lsdException w:name="Table 3D effects 2" w:semiHidden="1" w:unhideWhenUsed="1"/>
+    <w:lsdException w:name="Table 3D effects 3" w:semiHidden="1" w:unhideWhenUsed="1"/>
+    <w:lsdException w:name="Table Contemporary" w:semiHidden="1" w:unhideWhenUsed="1"/>
+    <w:lsdException w:name="Table Elegant" w:semiHidden="1" w:unhideWhenUsed="1"/>
+    <w:lsdException w:name="Table Professional" w:semiHidden="1" w:unhideWhenUsed="1"/>
+    <w:lsdException w:name="Table Subtle 1" w:semiHidden="1" w:unhideWhenUsed="1"/>
+    <w:lsdException w:name="Table Subtle 2" w:semiHidden="1" w:unhideWhenUsed="1"/>
+    <w:lsdException w:name="Table Web 1" w:semiHidden="1" w:unhideWhenUsed="1"/>
+    <w:lsdException w:name="Table Web 2" w:semiHidden="1" w:unhideWhenUsed="1"/>
+    <w:lsdException w:name="Table Web 3" w:semiHidden="1" w:unhideWhenUsed="1"/>
+    <w:lsdException w:name="Table Theme" w:semiHidden="1" w:unhideWhenUsed="1"/>
     <w:lsdException w:name="Placeholder Text" w:semiHidden="1" w:uiPriority="99" w:unhideWhenUsed="1"/>
     <w:lsdException w:name="No Spacing" w:uiPriority="99" w:qFormat="1"/>
-    <w:lsdException w:name="Light Shading" w:semiHidden="1" w:uiPriority="99" w:unhideWhenUsed="1"/>
-    <w:lsdException w:name="Light List" w:semiHidden="1" w:uiPriority="99" w:unhideWhenUsed="1"/>
-    <w:lsdException w:name="Light Grid" w:semiHidden="1" w:uiPriority="99" w:unhideWhenUsed="1"/>
-    <w:lsdException w:name="Medium Shading 1" w:semiHidden="1" w:uiPriority="99" w:unhideWhenUsed="1"/>
-    <w:lsdException w:name="Medium Shading 2" w:semiHidden="1" w:uiPriority="99" w:unhideWhenUsed="1"/>
-    <w:lsdException w:name="Medium List 1" w:semiHidden="1" w:uiPriority="99" w:unhideWhenUsed="1"/>
-    <w:lsdException w:name="Medium List 2" w:semiHidden="1" w:uiPriority="99" w:unhideWhenUsed="1"/>
-    <w:lsdException w:name="Medium Grid 1" w:semiHidden="1" w:uiPriority="99" w:unhideWhenUsed="1"/>
-    <w:lsdException w:name="Medium Grid 2" w:semiHidden="1" w:uiPriority="99" w:unhideWhenUsed="1"/>
-    <w:lsdException w:name="Medium Grid 3" w:semiHidden="1" w:uiPriority="99" w:unhideWhenUsed="1"/>
-    <w:lsdException w:name="Dark List" w:semiHidden="1" w:uiPriority="99" w:unhideWhenUsed="1"/>
-    <w:lsdException w:name="Colorful Shading" w:semiHidden="1" w:uiPriority="99" w:unhideWhenUsed="1"/>
-    <w:lsdException w:name="Colorful List" w:semiHidden="1" w:uiPriority="99" w:unhideWhenUsed="1"/>
-    <w:lsdException w:name="Colorful Grid" w:semiHidden="1" w:uiPriority="99" w:unhideWhenUsed="1"/>
-    <w:lsdException w:name="Light Shading Accent 1" w:semiHidden="1" w:uiPriority="99" w:unhideWhenUsed="1"/>
-    <w:lsdException w:name="Light List Accent 1" w:semiHidden="1" w:uiPriority="99" w:unhideWhenUsed="1"/>
-    <w:lsdException w:name="Light Grid Accent 1" w:semiHidden="1" w:uiPriority="99" w:unhideWhenUsed="1"/>
-    <w:lsdException w:name="Medium Shading 1 Accent 1" w:semiHidden="1" w:uiPriority="99" w:unhideWhenUsed="1"/>
-    <w:lsdException w:name="Medium Shading 2 Accent 1" w:semiHidden="1" w:uiPriority="99" w:unhideWhenUsed="1"/>
-    <w:lsdException w:name="Medium List 1 Accent 1" w:semiHidden="1" w:uiPriority="99" w:unhideWhenUsed="1"/>
+    <w:lsdException w:name="Light Shading" w:uiPriority="99"/>
+    <w:lsdException w:name="Light List" w:uiPriority="99"/>
+    <w:lsdException w:name="Light Grid" w:uiPriority="99"/>
+    <w:lsdException w:name="Medium Shading 1" w:uiPriority="99"/>
+    <w:lsdException w:name="Medium Shading 2" w:uiPriority="99"/>
+    <w:lsdException w:name="Medium List 1" w:uiPriority="99"/>
+    <w:lsdException w:name="Medium List 2" w:uiPriority="99"/>
+    <w:lsdException w:name="Medium Grid 1" w:uiPriority="99"/>
+    <w:lsdException w:name="Medium Grid 2" w:uiPriority="99"/>
+    <w:lsdException w:name="Medium Grid 3" w:uiPriority="99"/>
+    <w:lsdException w:name="Dark List" w:uiPriority="99"/>
+    <w:lsdException w:name="Colorful Shading" w:uiPriority="99"/>
+    <w:lsdException w:name="Colorful List" w:uiPriority="99"/>
+    <w:lsdException w:name="Colorful Grid" w:uiPriority="99"/>
+    <w:lsdException w:name="Light Shading Accent 1" w:uiPriority="99"/>
+    <w:lsdException w:name="Light List Accent 1" w:uiPriority="99"/>
+    <w:lsdException w:name="Light Grid Accent 1" w:uiPriority="99"/>
+    <w:lsdException w:name="Medium Shading 1 Accent 1" w:uiPriority="99"/>
+    <w:lsdException w:name="Medium Shading 2 Accent 1" w:uiPriority="99"/>
+    <w:lsdException w:name="Medium List 1 Accent 1" w:uiPriority="99"/>
     <w:lsdException w:name="Revision" w:semiHidden="1" w:uiPriority="99" w:unhideWhenUsed="1"/>
     <w:lsdException w:name="List Paragraph" w:uiPriority="99" w:qFormat="1"/>
     <w:lsdException w:name="Quote" w:uiPriority="99" w:qFormat="1"/>
     <w:lsdException w:name="Intense Quote" w:uiPriority="99" w:qFormat="1"/>
-    <w:lsdException w:name="Medium List 2 Accent 1" w:semiHidden="1" w:uiPriority="99" w:unhideWhenUsed="1"/>
-    <w:lsdException w:name="Medium Grid 1 Accent 1" w:semiHidden="1" w:uiPriority="99" w:unhideWhenUsed="1"/>
-    <w:lsdException w:name="Medium Grid 2 Accent 1" w:semiHidden="1" w:uiPriority="99" w:unhideWhenUsed="1"/>
-    <w:lsdException w:name="Medium Grid 3 Accent 1" w:semiHidden="1" w:uiPriority="99" w:unhideWhenUsed="1"/>
-    <w:lsdException w:name="Dark List Accent 1" w:semiHidden="1" w:uiPriority="99" w:unhideWhenUsed="1"/>
-    <w:lsdException w:name="Colorful Shading Accent 1" w:semiHidden="1" w:uiPriority="99" w:unhideWhenUsed="1"/>
-    <w:lsdException w:name="Colorful List Accent 1" w:semiHidden="1" w:uiPriority="99" w:unhideWhenUsed="1"/>
-    <w:lsdException w:name="Colorful Grid Accent 1" w:semiHidden="1" w:uiPriority="99" w:unhideWhenUsed="1"/>
-    <w:lsdException w:name="Light Shading Accent 2" w:semiHidden="1" w:uiPriority="99" w:unhideWhenUsed="1"/>
-    <w:lsdException w:name="Light List Accent 2" w:semiHidden="1" w:uiPriority="99" w:unhideWhenUsed="1"/>
-    <w:lsdException w:name="Light Grid Accent 2" w:semiHidden="1" w:uiPriority="99" w:unhideWhenUsed="1"/>
-    <w:lsdException w:name="Medium Shading 1 Accent 2" w:semiHidden="1" w:uiPriority="99" w:unhideWhenUsed="1"/>
-    <w:lsdException w:name="Medium Shading 2 Accent 2" w:semiHidden="1" w:uiPriority="99" w:unhideWhenUsed="1"/>
-    <w:lsdException w:name="Medium List 1 Accent 2" w:semiHidden="1" w:uiPriority="99" w:unhideWhenUsed="1"/>
-    <w:lsdException w:name="Medium List 2 Accent 2" w:semiHidden="1" w:uiPriority="99" w:unhideWhenUsed="1"/>
-    <w:lsdException w:name="Medium Grid 1 Accent 2" w:semiHidden="1" w:uiPriority="99" w:unhideWhenUsed="1"/>
-    <w:lsdException w:name="Medium Grid 2 Accent 2" w:semiHidden="1" w:uiPriority="99" w:unhideWhenUsed="1"/>
-    <w:lsdException w:name="Medium Grid 3 Accent 2" w:semiHidden="1" w:uiPriority="99" w:unhideWhenUsed="1"/>
-    <w:lsdException w:name="Dark List Accent 2" w:semiHidden="1" w:uiPriority="99" w:unhideWhenUsed="1"/>
-    <w:lsdException w:name="Colorful Shading Accent 2" w:semiHidden="1" w:uiPriority="99" w:unhideWhenUsed="1"/>
-    <w:lsdException w:name="Colorful List Accent 2" w:semiHidden="1" w:uiPriority="99" w:unhideWhenUsed="1"/>
-    <w:lsdException w:name="Colorful Grid Accent 2" w:semiHidden="1" w:uiPriority="99" w:unhideWhenUsed="1"/>
-    <w:lsdException w:name="Light Shading Accent 3" w:semiHidden="1" w:uiPriority="99" w:unhideWhenUsed="1"/>
-    <w:lsdException w:name="Light List Accent 3" w:semiHidden="1" w:uiPriority="99" w:unhideWhenUsed="1"/>
-    <w:lsdException w:name="Light Grid Accent 3" w:semiHidden="1" w:uiPriority="99" w:unhideWhenUsed="1"/>
-    <w:lsdException w:name="Medium Shading 1 Accent 3" w:semiHidden="1" w:uiPriority="99" w:unhideWhenUsed="1"/>
-    <w:lsdException w:name="Medium Shading 2 Accent 3" w:semiHidden="1" w:uiPriority="99" w:unhideWhenUsed="1"/>
-    <w:lsdException w:name="Medium List 1 Accent 3" w:semiHidden="1" w:uiPriority="99" w:unhideWhenUsed="1"/>
-    <w:lsdException w:name="Medium List 2 Accent 3" w:semiHidden="1" w:uiPriority="99" w:unhideWhenUsed="1"/>
-    <w:lsdException w:name="Medium Grid 1 Accent 3" w:semiHidden="1" w:uiPriority="99" w:unhideWhenUsed="1"/>
-    <w:lsdException w:name="Medium Grid 2 Accent 3" w:semiHidden="1" w:uiPriority="99" w:unhideWhenUsed="1"/>
-    <w:lsdException w:name="Medium Grid 3 Accent 3" w:semiHidden="1" w:uiPriority="99" w:unhideWhenUsed="1"/>
-    <w:lsdException w:name="Dark List Accent 3" w:semiHidden="1" w:uiPriority="99" w:unhideWhenUsed="1"/>
-    <w:lsdException w:name="Colorful Shading Accent 3" w:semiHidden="1" w:uiPriority="99" w:unhideWhenUsed="1"/>
-    <w:lsdException w:name="Colorful List Accent 3" w:semiHidden="1" w:uiPriority="99" w:unhideWhenUsed="1"/>
-    <w:lsdException w:name="Colorful Grid Accent 3" w:semiHidden="1" w:uiPriority="99" w:unhideWhenUsed="1"/>
-    <w:lsdException w:name="Light Shading Accent 4" w:semiHidden="1" w:uiPriority="99" w:unhideWhenUsed="1"/>
-    <w:lsdException w:name="Light List Accent 4" w:semiHidden="1" w:uiPriority="99" w:unhideWhenUsed="1"/>
-    <w:lsdException w:name="Light Grid Accent 4" w:semiHidden="1" w:uiPriority="99" w:unhideWhenUsed="1"/>
-    <w:lsdException w:name="Medium Shading 1 Accent 4" w:semiHidden="1" w:uiPriority="99" w:unhideWhenUsed="1"/>
-    <w:lsdException w:name="Medium Shading 2 Accent 4" w:semiHidden="1" w:uiPriority="99" w:unhideWhenUsed="1"/>
-    <w:lsdException w:name="Medium List 1 Accent 4" w:semiHidden="1" w:uiPriority="99" w:unhideWhenUsed="1"/>
-    <w:lsdException w:name="Medium List 2 Accent 4" w:semiHidden="1" w:uiPriority="99" w:unhideWhenUsed="1"/>
-    <w:lsdException w:name="Medium Grid 1 Accent 4" w:semiHidden="1" w:uiPriority="99" w:unhideWhenUsed="1"/>
-    <w:lsdException w:name="Medium Grid 2 Accent 4" w:semiHidden="1" w:uiPriority="99" w:unhideWhenUsed="1"/>
-    <w:lsdException w:name="Medium Grid 3 Accent 4" w:semiHidden="1" w:uiPriority="99" w:unhideWhenUsed="1"/>
-    <w:lsdException w:name="Dark List Accent 4" w:semiHidden="1" w:uiPriority="99" w:unhideWhenUsed="1"/>
-    <w:lsdException w:name="Colorful Shading Accent 4" w:semiHidden="1" w:uiPriority="99" w:unhideWhenUsed="1"/>
-    <w:lsdException w:name="Colorful List Accent 4" w:semiHidden="1" w:uiPriority="99" w:unhideWhenUsed="1"/>
-    <w:lsdException w:name="Colorful Grid Accent 4" w:semiHidden="1" w:uiPriority="99" w:unhideWhenUsed="1"/>
-    <w:lsdException w:name="Light Shading Accent 5" w:semiHidden="1" w:uiPriority="99" w:unhideWhenUsed="1"/>
-    <w:lsdException w:name="Light List Accent 5" w:semiHidden="1" w:uiPriority="99" w:unhideWhenUsed="1"/>
-    <w:lsdException w:name="Light Grid Accent 5" w:semiHidden="1" w:uiPriority="99" w:unhideWhenUsed="1"/>
-    <w:lsdException w:name="Medium Shading 1 Accent 5" w:semiHidden="1" w:uiPriority="99" w:unhideWhenUsed="1"/>
-    <w:lsdException w:name="Medium Shading 2 Accent 5" w:semiHidden="1" w:uiPriority="99" w:unhideWhenUsed="1"/>
-    <w:lsdException w:name="Medium List 1 Accent 5" w:semiHidden="1" w:uiPriority="99" w:unhideWhenUsed="1"/>
-    <w:lsdException w:name="Medium List 2 Accent 5" w:semiHidden="1" w:uiPriority="99" w:unhideWhenUsed="1"/>
-    <w:lsdException w:name="Medium Grid 1 Accent 5" w:semiHidden="1" w:uiPriority="99" w:unhideWhenUsed="1"/>
-    <w:lsdException w:name="Medium Grid 2 Accent 5" w:semiHidden="1" w:uiPriority="99" w:unhideWhenUsed="1"/>
-    <w:lsdException w:name="Medium Grid 3 Accent 5" w:semiHidden="1" w:uiPriority="99" w:unhideWhenUsed="1"/>
-    <w:lsdException w:name="Dark List Accent 5" w:semiHidden="1" w:uiPriority="99" w:unhideWhenUsed="1"/>
-    <w:lsdException w:name="Colorful Shading Accent 5" w:semiHidden="1" w:uiPriority="99" w:unhideWhenUsed="1"/>
-    <w:lsdException w:name="Colorful List Accent 5" w:semiHidden="1" w:uiPriority="99" w:unhideWhenUsed="1"/>
-    <w:lsdException w:name="Colorful Grid Accent 5" w:semiHidden="1" w:uiPriority="99" w:unhideWhenUsed="1"/>
-    <w:lsdException w:name="Light Shading Accent 6" w:semiHidden="1" w:uiPriority="99" w:unhideWhenUsed="1"/>
-    <w:lsdException w:name="Light List Accent 6" w:semiHidden="1" w:uiPriority="99" w:unhideWhenUsed="1"/>
-    <w:lsdException w:name="Light Grid Accent 6" w:semiHidden="1" w:uiPriority="99" w:unhideWhenUsed="1"/>
-    <w:lsdException w:name="Medium Shading 1 Accent 6" w:semiHidden="1" w:uiPriority="99" w:unhideWhenUsed="1"/>
-    <w:lsdException w:name="Medium Shading 2 Accent 6" w:semiHidden="1" w:uiPriority="99" w:unhideWhenUsed="1"/>
-    <w:lsdException w:name="Medium List 1 Accent 6" w:semiHidden="1" w:uiPriority="99" w:unhideWhenUsed="1"/>
-    <w:lsdException w:name="Medium List 2 Accent 6" w:semiHidden="1" w:uiPriority="99" w:unhideWhenUsed="1"/>
-    <w:lsdException w:name="Medium Grid 1 Accent 6" w:semiHidden="1" w:uiPriority="99" w:unhideWhenUsed="1"/>
-    <w:lsdException w:name="Medium Grid 2 Accent 6" w:semiHidden="1" w:uiPriority="99" w:unhideWhenUsed="1"/>
-    <w:lsdException w:name="Medium Grid 3 Accent 6" w:semiHidden="1" w:uiPriority="99" w:unhideWhenUsed="1"/>
-    <w:lsdException w:name="Dark List Accent 6" w:semiHidden="1" w:uiPriority="99" w:unhideWhenUsed="1"/>
-    <w:lsdException w:name="Colorful Shading Accent 6" w:semiHidden="1" w:uiPriority="99" w:unhideWhenUsed="1"/>
-    <w:lsdException w:name="Colorful List Accent 6" w:semiHidden="1" w:uiPriority="99" w:unhideWhenUsed="1"/>
-    <w:lsdException w:name="Colorful Grid Accent 6" w:semiHidden="1" w:uiPriority="99" w:unhideWhenUsed="1"/>
+    <w:lsdException w:name="Medium List 2 Accent 1" w:uiPriority="99"/>
+    <w:lsdException w:name="Medium Grid 1 Accent 1" w:uiPriority="99"/>
+    <w:lsdException w:name="Medium Grid 2 Accent 1" w:uiPriority="99"/>
+    <w:lsdException w:name="Medium Grid 3 Accent 1" w:uiPriority="99"/>
+    <w:lsdException w:name="Dark List Accent 1" w:uiPriority="99"/>
+    <w:lsdException w:name="Colorful Shading Accent 1" w:uiPriority="99"/>
+    <w:lsdException w:name="Colorful List Accent 1" w:uiPriority="99"/>
+    <w:lsdException w:name="Colorful Grid Accent 1" w:uiPriority="99"/>
+    <w:lsdException w:name="Light Shading Accent 2" w:uiPriority="99"/>
+    <w:lsdException w:name="Light List Accent 2" w:uiPriority="99"/>
+    <w:lsdException w:name="Light Grid Accent 2" w:uiPriority="99"/>
+    <w:lsdException w:name="Medium Shading 1 Accent 2" w:uiPriority="99"/>
+    <w:lsdException w:name="Medium Shading 2 Accent 2" w:uiPriority="99"/>
+    <w:lsdException w:name="Medium List 1 Accent 2" w:uiPriority="99"/>
+    <w:lsdException w:name="Medium List 2 Accent 2" w:uiPriority="99"/>
+    <w:lsdException w:name="Medium Grid 1 Accent 2" w:uiPriority="99"/>
+    <w:lsdException w:name="Medium Grid 2 Accent 2" w:uiPriority="99"/>
+    <w:lsdException w:name="Medium Grid 3 Accent 2" w:uiPriority="99"/>
+    <w:lsdException w:name="Dark List Accent 2" w:uiPriority="99"/>
+    <w:lsdException w:name="Colorful Shading Accent 2" w:uiPriority="99"/>
+    <w:lsdException w:name="Colorful List Accent 2" w:uiPriority="99"/>
+    <w:lsdException w:name="Colorful Grid Accent 2" w:uiPriority="99"/>
+    <w:lsdException w:name="Light Shading Accent 3" w:uiPriority="99"/>
+    <w:lsdException w:name="Light List Accent 3" w:uiPriority="99"/>
+    <w:lsdException w:name="Light Grid Accent 3" w:uiPriority="99"/>
+    <w:lsdException w:name="Medium Shading 1 Accent 3" w:uiPriority="99"/>
+    <w:lsdException w:name="Medium Shading 2 Accent 3" w:uiPriority="99"/>
+    <w:lsdException w:name="Medium List 1 Accent 3" w:uiPriority="99"/>
+    <w:lsdException w:name="Medium List 2 Accent 3" w:uiPriority="99"/>
+    <w:lsdException w:name="Medium Grid 1 Accent 3" w:uiPriority="99"/>
+    <w:lsdException w:name="Medium Grid 2 Accent 3" w:uiPriority="99"/>
+    <w:lsdException w:name="Medium Grid 3 Accent 3" w:uiPriority="99"/>
+    <w:lsdException w:name="Dark List Accent 3" w:uiPriority="99"/>
+    <w:lsdException w:name="Colorful Shading Accent 3" w:uiPriority="99"/>
+    <w:lsdException w:name="Colorful List Accent 3" w:uiPriority="99"/>
+    <w:lsdException w:name="Colorful Grid Accent 3" w:uiPriority="99"/>
+    <w:lsdException w:name="Light Shading Accent 4" w:uiPriority="99"/>
+    <w:lsdException w:name="Light List Accent 4" w:uiPriority="99"/>
+    <w:lsdException w:name="Light Grid Accent 4" w:uiPriority="99"/>
+    <w:lsdException w:name="Medium Shading 1 Accent 4" w:uiPriority="99"/>
+    <w:lsdException w:name="Medium Shading 2 Accent 4" w:uiPriority="99"/>
+    <w:lsdException w:name="Medium List 1 Accent 4" w:uiPriority="99"/>
+    <w:lsdException w:name="Medium List 2 Accent 4" w:uiPriority="99"/>
+    <w:lsdException w:name="Medium Grid 1 Accent 4" w:uiPriority="99"/>
+    <w:lsdException w:name="Medium Grid 2 Accent 4" w:uiPriority="99"/>
+    <w:lsdException w:name="Medium Grid 3 Accent 4" w:uiPriority="99"/>
+    <w:lsdException w:name="Dark List Accent 4" w:uiPriority="99"/>
+    <w:lsdException w:name="Colorful Shading Accent 4" w:uiPriority="99"/>
+    <w:lsdException w:name="Colorful List Accent 4" w:uiPriority="99"/>
+    <w:lsdException w:name="Colorful Grid Accent 4" w:uiPriority="99"/>
+    <w:lsdException w:name="Light Shading Accent 5" w:uiPriority="99"/>
+    <w:lsdException w:name="Light List Accent 5" w:uiPriority="99"/>
+    <w:lsdException w:name="Light Grid Accent 5" w:uiPriority="99"/>
+    <w:lsdException w:name="Medium Shading 1 Accent 5" w:uiPriority="99"/>
+    <w:lsdException w:name="Medium Shading 2 Accent 5" w:uiPriority="99"/>
+    <w:lsdException w:name="Medium List 1 Accent 5" w:uiPriority="99"/>
+    <w:lsdException w:name="Medium List 2 Accent 5" w:uiPriority="99"/>
+    <w:lsdException w:name="Medium Grid 1 Accent 5" w:uiPriority="99"/>
+    <w:lsdException w:name="Medium Grid 2 Accent 5" w:uiPriority="99"/>
+    <w:lsdException w:name="Medium Grid 3 Accent 5" w:uiPriority="99"/>
+    <w:lsdException w:name="Dark List Accent 5" w:uiPriority="99"/>
+    <w:lsdException w:name="Colorful Shading Accent 5" w:uiPriority="99"/>
+    <w:lsdException w:name="Colorful List Accent 5" w:uiPriority="99"/>
+    <w:lsdException w:name="Colorful Grid Accent 5" w:uiPriority="99"/>
+    <w:lsdException w:name="Light Shading Accent 6" w:uiPriority="99"/>
+    <w:lsdException w:name="Light List Accent 6" w:uiPriority="99"/>
+    <w:lsdException w:name="Light Grid Accent 6" w:uiPriority="99"/>
+    <w:lsdException w:name="Medium Shading 1 Accent 6" w:uiPriority="99"/>
+    <w:lsdException w:name="Medium Shading 2 Accent 6" w:uiPriority="99"/>
+    <w:lsdException w:name="Medium List 1 Accent 6" w:uiPriority="99"/>
+    <w:lsdException w:name="Medium List 2 Accent 6" w:uiPriority="99"/>
+    <w:lsdException w:name="Medium Grid 1 Accent 6" w:uiPriority="99"/>
+    <w:lsdException w:name="Medium Grid 2 Accent 6" w:uiPriority="99"/>
+    <w:lsdException w:name="Medium Grid 3 Accent 6" w:uiPriority="99"/>
+    <w:lsdException w:name="Dark List Accent 6" w:uiPriority="99"/>
+    <w:lsdException w:name="Colorful Shading Accent 6" w:uiPriority="99"/>
+    <w:lsdException w:name="Colorful List Accent 6" w:uiPriority="99"/>
+    <w:lsdException w:name="Colorful Grid Accent 6" w:uiPriority="99"/>
     <w:lsdException w:name="Subtle Emphasis" w:uiPriority="19" w:qFormat="1"/>
     <w:lsdException w:name="Intense Emphasis" w:uiPriority="21" w:qFormat="1"/>
     <w:lsdException w:name="Subtle Reference" w:uiPriority="31" w:qFormat="1"/>
@@ -1879,19 +3100,25 @@
   <w:style w:type="paragraph" w:default="1" w:styleId="a">
     <w:name w:val="Normal"/>
     <w:qFormat/>
+    <w:rsid w:val="002630DE"/>
     <w:rPr>
       <w:lang w:val="en-US" w:eastAsia="zh-CN"/>
     </w:rPr>
   </w:style>
   <w:style w:type="character" w:default="1" w:styleId="a0">
     <w:name w:val="Default Paragraph Font"/>
+    <w:uiPriority w:val="1"/>
     <w:semiHidden/>
-    <w:qFormat/>
+    <w:unhideWhenUsed/>
   </w:style>
   <w:style w:type="table" w:default="1" w:styleId="a1">
     <w:name w:val="Normal Table"/>
+    <w:uiPriority w:val="99"/>
     <w:semiHidden/>
+    <w:unhideWhenUsed/>
+    <w:qFormat/>
     <w:tblPr>
+      <w:tblInd w:w="0" w:type="dxa"/>
       <w:tblCellMar>
         <w:top w:w="0" w:type="dxa"/>
         <w:left w:w="108" w:type="dxa"/>
@@ -1905,6 +3132,29 @@
     <w:uiPriority w:val="99"/>
     <w:semiHidden/>
     <w:unhideWhenUsed/>
+  </w:style>
+  <w:style w:type="paragraph" w:styleId="a3">
+    <w:name w:val="Balloon Text"/>
+    <w:basedOn w:val="a"/>
+    <w:link w:val="a4"/>
+    <w:rsid w:val="000D3928"/>
+    <w:rPr>
+      <w:rFonts w:ascii="Tahoma" w:hAnsi="Tahoma" w:cs="Tahoma"/>
+      <w:sz w:val="16"/>
+      <w:szCs w:val="16"/>
+    </w:rPr>
+  </w:style>
+  <w:style w:type="character" w:customStyle="1" w:styleId="a4">
+    <w:name w:val="Текст выноски Знак"/>
+    <w:basedOn w:val="a0"/>
+    <w:link w:val="a3"/>
+    <w:rsid w:val="000D3928"/>
+    <w:rPr>
+      <w:rFonts w:ascii="Tahoma" w:hAnsi="Tahoma" w:cs="Tahoma"/>
+      <w:sz w:val="16"/>
+      <w:szCs w:val="16"/>
+      <w:lang w:val="en-US" w:eastAsia="zh-CN"/>
+    </w:rPr>
   </w:style>
 </w:styles>
 </file>
